--- a/00-首页/题组Word/预赛基础卷/预赛基础卷III-学生版.docx
+++ b/00-首页/题组Word/预赛基础卷/预赛基础卷III-学生版.docx
@@ -15451,7 +15451,7 @@
     <ns0:name ns0:val="Verbatim Char"/>
     <ns0:basedOn ns0:val="BodyTextChar"/>
     <ns0:rPr>
-      <ns0:rFonts ns0:ascii="Times New Roman" ns0:cs="Times New Roman" ns0:eastAsia="FangSong" ns0:hAnsi="Times New Roman"/>
+      <ns0:rFonts ns0:ascii="SimSun" ns0:cs="SimSun" ns0:eastAsia="SimSun" ns0:hAnsi="SimSun"/>
       <ns0:b ns0:val="0"/>
       <ns0:sz ns0:val="20"/>
     </ns0:rPr>
@@ -15505,7 +15505,7 @@
       <w:wordWrap w:val="off"/>
     </w:pPr>
     <ns0:rPr>
-      <w:rFonts ns0:ascii="Times New Roman" ns0:hAnsi="Times New Roman" ns0:eastAsia="FangSong" ns0:cs="Times New Roman"/>
+      <w:rFonts ns0:ascii="SimSun" ns0:hAnsi="SimSun" ns0:eastAsia="SimSun" ns0:cs="SimSun"/>
     </ns0:rPr>
   </w:style>
   <w:style w:type="character" w:customStyle="1" w:styleId="KeywordTok">

--- a/00-首页/题组Word/预赛基础卷/预赛基础卷III-学生版.docx
+++ b/00-首页/题组Word/预赛基础卷/预赛基础卷III-学生版.docx
@@ -178,6 +178,8 @@
     <w:p>
       <w:pPr>
         <w:pStyle w:val="BodyText"/>
+        <w:ind w:left="480" w:hanging="480"/>
+        <w:spacing w:after="0"/>
       </w:pPr>
       <w:r>
         <w:rPr>
@@ -255,7 +257,20 @@
         <w:rPr>
           <w:rFonts w:ascii="Times New Roman" w:hAnsi="Times New Roman" w:eastAsia="Times New Roman" w:cs="Times New Roman"/>
         </w:rPr>
-        <w:t xml:space="preserve">- A. a </w:t>
+        <w:t xml:space="preserve">- </w:t>
+      </w:r>
+    </w:p>
+    <w:p>
+      <w:pPr>
+        <w:pStyle w:val="BodyText"/>
+        <w:ind w:left="480" w:hanging="480"/>
+        <w:spacing w:before="0" w:after="0"/>
+      </w:pPr>
+      <w:r>
+        <w:rPr>
+          <w:rFonts w:ascii="Times New Roman" w:hAnsi="Times New Roman" w:eastAsia="Times New Roman" w:cs="Times New Roman"/>
+        </w:rPr>
+        <w:t xml:space="preserve">A. a </w:t>
       </w:r>
       <w:r>
         <w:rPr>
@@ -285,7 +300,20 @@
         <w:rPr>
           <w:rFonts w:ascii="Times New Roman" w:hAnsi="Times New Roman" w:eastAsia="Times New Roman" w:cs="Times New Roman"/>
         </w:rPr>
-        <w:t xml:space="preserve">　　B. a </w:t>
+        <w:t xml:space="preserve">　　</w:t>
+      </w:r>
+    </w:p>
+    <w:p>
+      <w:pPr>
+        <w:pStyle w:val="BodyText"/>
+        <w:ind w:left="480" w:hanging="480"/>
+        <w:spacing w:before="0" w:after="0"/>
+      </w:pPr>
+      <w:r>
+        <w:rPr>
+          <w:rFonts w:ascii="Times New Roman" w:hAnsi="Times New Roman" w:eastAsia="Times New Roman" w:cs="Times New Roman"/>
+        </w:rPr>
+        <w:t xml:space="preserve">B. a </w:t>
       </w:r>
       <w:r>
         <w:rPr>
@@ -321,7 +349,20 @@
         <w:rPr>
           <w:rFonts w:ascii="Times New Roman" w:hAnsi="Times New Roman" w:eastAsia="Times New Roman" w:cs="Times New Roman"/>
         </w:rPr>
-        <w:t xml:space="preserve">- C. a、b、c </w:t>
+        <w:t xml:space="preserve">- </w:t>
+      </w:r>
+    </w:p>
+    <w:p>
+      <w:pPr>
+        <w:pStyle w:val="BodyText"/>
+        <w:ind w:left="480" w:hanging="480"/>
+        <w:spacing w:before="0" w:after="0"/>
+      </w:pPr>
+      <w:r>
+        <w:rPr>
+          <w:rFonts w:ascii="Times New Roman" w:hAnsi="Times New Roman" w:eastAsia="Times New Roman" w:cs="Times New Roman"/>
+        </w:rPr>
+        <w:t xml:space="preserve">C. a、b、c </w:t>
       </w:r>
       <w:r>
         <w:rPr>
@@ -333,7 +374,20 @@
         <w:rPr>
           <w:rFonts w:ascii="Times New Roman" w:hAnsi="Times New Roman" w:eastAsia="Times New Roman" w:cs="Times New Roman"/>
         </w:rPr>
-        <w:t xml:space="preserve">　　D. a </w:t>
+        <w:t xml:space="preserve">　　</w:t>
+      </w:r>
+    </w:p>
+    <w:p>
+      <w:pPr>
+        <w:pStyle w:val="BodyText"/>
+        <w:ind w:left="480" w:hanging="480"/>
+        <w:spacing w:before="0" w:after="180"/>
+      </w:pPr>
+      <w:r>
+        <w:rPr>
+          <w:rFonts w:ascii="Times New Roman" w:hAnsi="Times New Roman" w:eastAsia="Times New Roman" w:cs="Times New Roman"/>
+        </w:rPr>
+        <w:t xml:space="preserve">D. a </w:t>
       </w:r>
       <w:r>
         <w:rPr>
@@ -377,6 +431,16 @@
         </w:rPr>
         <w:t xml:space="preserve">不变</w:t>
       </w:r>
+    </w:p>
+    <w:p>
+      <w:pPr>
+        <w:spacing w:before="0" w:after="0"/>
+      </w:pPr>
+    </w:p>
+    <w:p>
+      <w:pPr>
+        <w:spacing w:before="0" w:after="0"/>
+      </w:pPr>
     </w:p>
     <w:bookmarkEnd w:id="10"/>
     <w:bookmarkStart w:id="11" w:name="第-2-题"/>
@@ -521,6 +585,8 @@
     <w:p>
       <w:pPr>
         <w:pStyle w:val="BodyText"/>
+        <w:ind w:left="480" w:hanging="480"/>
+        <w:spacing w:after="0"/>
       </w:pPr>
       <w:r>
         <w:rPr>
@@ -726,7 +792,20 @@
         <w:rPr>
           <w:rFonts w:ascii="Times New Roman" w:hAnsi="Times New Roman" w:eastAsia="Times New Roman" w:cs="Times New Roman"/>
         </w:rPr>
-        <w:t xml:space="preserve">- A. </w:t>
+        <w:t xml:space="preserve">- </w:t>
+      </w:r>
+    </w:p>
+    <w:p>
+      <w:pPr>
+        <w:pStyle w:val="BodyText"/>
+        <w:ind w:left="480" w:hanging="480"/>
+        <w:spacing w:before="0" w:after="0"/>
+      </w:pPr>
+      <w:r>
+        <w:rPr>
+          <w:rFonts w:ascii="Times New Roman" w:hAnsi="Times New Roman" w:eastAsia="Times New Roman" w:cs="Times New Roman"/>
+        </w:rPr>
+        <w:t xml:space="preserve">A. </w:t>
       </w:r>
       <w:r>
         <w:rPr>
@@ -840,7 +919,20 @@
         <w:rPr>
           <w:rFonts w:ascii="Times New Roman" w:hAnsi="Times New Roman" w:eastAsia="Times New Roman" w:cs="Times New Roman"/>
         </w:rPr>
-        <w:t xml:space="preserve">- B. </w:t>
+        <w:t xml:space="preserve">- </w:t>
+      </w:r>
+    </w:p>
+    <w:p>
+      <w:pPr>
+        <w:pStyle w:val="BodyText"/>
+        <w:ind w:left="480" w:hanging="480"/>
+        <w:spacing w:before="0" w:after="0"/>
+      </w:pPr>
+      <w:r>
+        <w:rPr>
+          <w:rFonts w:ascii="Times New Roman" w:hAnsi="Times New Roman" w:eastAsia="Times New Roman" w:cs="Times New Roman"/>
+        </w:rPr>
+        <w:t xml:space="preserve">B. </w:t>
       </w:r>
       <w:r>
         <w:rPr>
@@ -940,7 +1032,20 @@
         <w:rPr>
           <w:rFonts w:ascii="Times New Roman" w:hAnsi="Times New Roman" w:eastAsia="Times New Roman" w:cs="Times New Roman"/>
         </w:rPr>
-        <w:t xml:space="preserve">- C. </w:t>
+        <w:t xml:space="preserve">- </w:t>
+      </w:r>
+    </w:p>
+    <w:p>
+      <w:pPr>
+        <w:pStyle w:val="BodyText"/>
+        <w:ind w:left="480" w:hanging="480"/>
+        <w:spacing w:before="0" w:after="0"/>
+      </w:pPr>
+      <w:r>
+        <w:rPr>
+          <w:rFonts w:ascii="Times New Roman" w:hAnsi="Times New Roman" w:eastAsia="Times New Roman" w:cs="Times New Roman"/>
+        </w:rPr>
+        <w:t xml:space="preserve">C. </w:t>
       </w:r>
       <w:r>
         <w:rPr>
@@ -1040,7 +1145,20 @@
         <w:rPr>
           <w:rFonts w:ascii="Times New Roman" w:hAnsi="Times New Roman" w:eastAsia="Times New Roman" w:cs="Times New Roman"/>
         </w:rPr>
-        <w:t xml:space="preserve">- D. </w:t>
+        <w:t xml:space="preserve">- </w:t>
+      </w:r>
+    </w:p>
+    <w:p>
+      <w:pPr>
+        <w:pStyle w:val="BodyText"/>
+        <w:ind w:left="480" w:hanging="480"/>
+        <w:spacing w:before="0" w:after="180"/>
+      </w:pPr>
+      <w:r>
+        <w:rPr>
+          <w:rFonts w:ascii="Times New Roman" w:hAnsi="Times New Roman" w:eastAsia="Times New Roman" w:cs="Times New Roman"/>
+        </w:rPr>
+        <w:t xml:space="preserve">D. </w:t>
       </w:r>
       <w:r>
         <w:rPr>
@@ -1130,6 +1248,16 @@
         </w:rPr>
         <w:t>2-</w:t>
       </w:r>
+    </w:p>
+    <w:p>
+      <w:pPr>
+        <w:spacing w:before="0" w:after="0"/>
+      </w:pPr>
+    </w:p>
+    <w:p>
+      <w:pPr>
+        <w:spacing w:before="0" w:after="0"/>
+      </w:pPr>
     </w:p>
     <w:bookmarkEnd w:id="11"/>
     <w:bookmarkStart w:id="15" w:name="第-3-题"/>
@@ -1514,7 +1642,7 @@
         </w:rPr>
         <w:drawing>
           <wp:inline>
-            <wp:extent cx="3240000" cy="4584609"/>
+            <wp:extent cx="3101549" cy="4584609"/>
             <wp:effectExtent b="0" l="0" r="0" t="0"/>
             <wp:docPr descr="" title="" id="13" name="Picture"/>
             <a:graphic>
@@ -1535,7 +1663,7 @@
                   <pic:spPr bwMode="auto">
                     <a:xfrm>
                       <a:off x="0" y="0"/>
-                      <a:ext cx="3240000" cy="4584609"/>
+                      <a:ext cx="3101549" cy="4584609"/>
                     </a:xfrm>
                     <a:prstGeom prst="rect">
                       <a:avLst/>
@@ -1557,10 +1685,6 @@
     <w:p>
       <w:pPr>
         <w:pStyle w:val="Compact"/>
-        <w:numPr>
-          <w:ilvl w:val="0"/>
-          <w:numId w:val="1001"/>
-        </w:numPr>
       </w:pPr>
       <w:r>
         <w:rPr>
@@ -1640,10 +1764,6 @@
     <w:p>
       <w:pPr>
         <w:pStyle w:val="Compact"/>
-        <w:numPr>
-          <w:ilvl w:val="0"/>
-          <w:numId w:val="1001"/>
-        </w:numPr>
       </w:pPr>
       <w:r>
         <w:rPr>
@@ -1717,10 +1837,6 @@
     <w:p>
       <w:pPr>
         <w:pStyle w:val="Compact"/>
-        <w:numPr>
-          <w:ilvl w:val="0"/>
-          <w:numId w:val="1001"/>
-        </w:numPr>
       </w:pPr>
       <w:r>
         <w:rPr>
@@ -1836,10 +1952,6 @@
     <w:p>
       <w:pPr>
         <w:pStyle w:val="Compact"/>
-        <w:numPr>
-          <w:ilvl w:val="0"/>
-          <w:numId w:val="1001"/>
-        </w:numPr>
       </w:pPr>
       <w:r>
         <w:rPr>
@@ -1945,6 +2057,16 @@
         </w:rPr>
         <w:t xml:space="preserve">的变化</w:t>
       </w:r>
+    </w:p>
+    <w:p>
+      <w:pPr>
+        <w:spacing w:before="0" w:after="0"/>
+      </w:pPr>
+    </w:p>
+    <w:p>
+      <w:pPr>
+        <w:spacing w:before="0" w:after="0"/>
+      </w:pPr>
     </w:p>
     <w:bookmarkEnd w:id="15"/>
     <w:bookmarkStart w:id="19" w:name="第-4-题"/>
@@ -2379,7 +2501,7 @@
         </w:rPr>
         <w:drawing>
           <wp:inline>
-            <wp:extent cx="3240000" cy="4584609"/>
+            <wp:extent cx="3109715" cy="4584609"/>
             <wp:effectExtent b="0" l="0" r="0" t="0"/>
             <wp:docPr descr="" title="" id="17" name="Picture"/>
             <a:graphic>
@@ -2400,7 +2522,7 @@
                   <pic:spPr bwMode="auto">
                     <a:xfrm>
                       <a:off x="0" y="0"/>
-                      <a:ext cx="3240000" cy="4584609"/>
+                      <a:ext cx="3109715" cy="4584609"/>
                     </a:xfrm>
                     <a:prstGeom prst="rect">
                       <a:avLst/>
@@ -2422,10 +2544,6 @@
     <w:p>
       <w:pPr>
         <w:pStyle w:val="Compact"/>
-        <w:numPr>
-          <w:ilvl w:val="0"/>
-          <w:numId w:val="1002"/>
-        </w:numPr>
       </w:pPr>
       <w:r>
         <w:rPr>
@@ -2492,10 +2610,6 @@
     <w:p>
       <w:pPr>
         <w:pStyle w:val="Compact"/>
-        <w:numPr>
-          <w:ilvl w:val="0"/>
-          <w:numId w:val="1002"/>
-        </w:numPr>
       </w:pPr>
       <w:r>
         <w:rPr>
@@ -2571,10 +2685,6 @@
     <w:p>
       <w:pPr>
         <w:pStyle w:val="Compact"/>
-        <w:numPr>
-          <w:ilvl w:val="0"/>
-          <w:numId w:val="1002"/>
-        </w:numPr>
       </w:pPr>
       <w:r>
         <w:rPr>
@@ -2641,10 +2751,6 @@
     <w:p>
       <w:pPr>
         <w:pStyle w:val="Compact"/>
-        <w:numPr>
-          <w:ilvl w:val="0"/>
-          <w:numId w:val="1002"/>
-        </w:numPr>
       </w:pPr>
       <w:r>
         <w:rPr>
@@ -2694,6 +2800,16 @@
         </w:rPr>
         <w:t>蓝色絮状物出现</w:t>
       </w:r>
+    </w:p>
+    <w:p>
+      <w:pPr>
+        <w:spacing w:before="0" w:after="0"/>
+      </w:pPr>
+    </w:p>
+    <w:p>
+      <w:pPr>
+        <w:spacing w:before="0" w:after="0"/>
+      </w:pPr>
     </w:p>
     <w:bookmarkEnd w:id="19"/>
     <w:bookmarkStart w:id="20" w:name="第-5-题"/>
@@ -3358,11 +3474,9 @@
     <w:p>
       <w:pPr>
         <w:pStyle w:val="Compact"/>
-        <w:numPr>
-          <w:ilvl w:val="0"/>
-          <w:numId w:val="1003"/>
-        </w:numPr>
         <w:spacing w:before="120"/>
+        <w:ind w:left="480" w:hanging="480"/>
+        <w:spacing w:after="0"/>
       </w:pPr>
       <w:r>
         <w:rPr>
@@ -3380,7 +3494,21 @@
         <w:rPr>
           <w:rFonts w:ascii="Times New Roman" w:hAnsi="Times New Roman" w:eastAsia="Times New Roman" w:cs="Times New Roman"/>
         </w:rPr>
-        <w:t xml:space="preserve">　　B. </w:t>
+        <w:t xml:space="preserve">　　</w:t>
+      </w:r>
+    </w:p>
+    <w:p>
+      <w:pPr>
+        <w:pStyle w:val="Compact"/>
+        <w:spacing w:before="120"/>
+        <w:ind w:left="480" w:hanging="480"/>
+        <w:spacing w:before="0" w:after="0"/>
+      </w:pPr>
+      <w:r>
+        <w:rPr>
+          <w:rFonts w:ascii="Times New Roman" w:hAnsi="Times New Roman" w:eastAsia="Times New Roman" w:cs="Times New Roman"/>
+        </w:rPr>
+        <w:t xml:space="preserve">B. </w:t>
       </w:r>
       <w:r>
         <w:rPr>
@@ -3392,7 +3520,21 @@
         <w:rPr>
           <w:rFonts w:ascii="Times New Roman" w:hAnsi="Times New Roman" w:eastAsia="Times New Roman" w:cs="Times New Roman"/>
         </w:rPr>
-        <w:t xml:space="preserve">　　C. </w:t>
+        <w:t xml:space="preserve">　　</w:t>
+      </w:r>
+    </w:p>
+    <w:p>
+      <w:pPr>
+        <w:pStyle w:val="Compact"/>
+        <w:spacing w:before="120"/>
+        <w:ind w:left="480" w:hanging="480"/>
+        <w:spacing w:before="0" w:after="0"/>
+      </w:pPr>
+      <w:r>
+        <w:rPr>
+          <w:rFonts w:ascii="Times New Roman" w:hAnsi="Times New Roman" w:eastAsia="Times New Roman" w:cs="Times New Roman"/>
+        </w:rPr>
+        <w:t xml:space="preserve">C. </w:t>
       </w:r>
       <w:r>
         <w:rPr>
@@ -3404,7 +3546,21 @@
         <w:rPr>
           <w:rFonts w:ascii="Times New Roman" w:hAnsi="Times New Roman" w:eastAsia="Times New Roman" w:cs="Times New Roman"/>
         </w:rPr>
-        <w:t xml:space="preserve">　　D. </w:t>
+        <w:t xml:space="preserve">　　</w:t>
+      </w:r>
+    </w:p>
+    <w:p>
+      <w:pPr>
+        <w:pStyle w:val="Compact"/>
+        <w:spacing w:before="120"/>
+        <w:ind w:left="480" w:hanging="480"/>
+        <w:spacing w:before="0" w:after="36"/>
+      </w:pPr>
+      <w:r>
+        <w:rPr>
+          <w:rFonts w:ascii="Times New Roman" w:hAnsi="Times New Roman" w:eastAsia="Times New Roman" w:cs="Times New Roman"/>
+        </w:rPr>
+        <w:t xml:space="preserve">D. </w:t>
       </w:r>
       <w:r>
         <w:rPr>
@@ -3426,6 +3582,16 @@
         </w:rPr>
         <w:t xml:space="preserve">结构化学</w:t>
       </w:r>
+    </w:p>
+    <w:p>
+      <w:pPr>
+        <w:spacing w:before="0" w:after="0"/>
+      </w:pPr>
+    </w:p>
+    <w:p>
+      <w:pPr>
+        <w:spacing w:before="0" w:after="0"/>
+      </w:pPr>
     </w:p>
     <w:bookmarkEnd w:id="21"/>
     <w:bookmarkStart w:id="24" w:name="第-6-题"/>
@@ -3719,7 +3885,7 @@
         </w:rPr>
         <w:drawing>
           <wp:inline>
-            <wp:extent cx="3240000" cy="4584609"/>
+            <wp:extent cx="3109715" cy="4584609"/>
             <wp:effectExtent b="0" l="0" r="0" t="0"/>
             <wp:docPr descr="" title="" id="22" name="Picture"/>
             <a:graphic>
@@ -3740,7 +3906,7 @@
                   <pic:spPr bwMode="auto">
                     <a:xfrm>
                       <a:off x="0" y="0"/>
-                      <a:ext cx="3240000" cy="4584609"/>
+                      <a:ext cx="3109715" cy="4584609"/>
                     </a:xfrm>
                     <a:prstGeom prst="rect">
                       <a:avLst/>
@@ -3759,6 +3925,31 @@
         </w:drawing>
       </w:r>
     </w:p>
+    <w:p>
+      <w:pPr>
+        <w:spacing w:before="0" w:after="0"/>
+      </w:pPr>
+    </w:p>
+    <w:p>
+      <w:pPr>
+        <w:spacing w:before="0" w:after="0"/>
+      </w:pPr>
+    </w:p>
+    <w:p>
+      <w:pPr>
+        <w:spacing w:before="0" w:after="0"/>
+      </w:pPr>
+    </w:p>
+    <w:p>
+      <w:pPr>
+        <w:spacing w:before="0" w:after="0"/>
+      </w:pPr>
+    </w:p>
+    <w:p>
+      <w:pPr>
+        <w:spacing w:before="0" w:after="0"/>
+      </w:pPr>
+    </w:p>
     <w:bookmarkEnd w:id="24"/>
     <w:bookmarkStart w:id="25" w:name="第-7-题"/>
     <w:p>
@@ -3902,6 +4093,8 @@
     <w:p>
       <w:pPr>
         <w:pStyle w:val="BodyText"/>
+        <w:ind w:left="480" w:hanging="480"/>
+        <w:spacing w:after="0"/>
       </w:pPr>
       <w:r>
         <w:rPr>
@@ -3919,7 +4112,20 @@
         <w:rPr>
           <w:rFonts w:ascii="Times New Roman" w:hAnsi="Times New Roman" w:eastAsia="Times New Roman" w:cs="Times New Roman"/>
         </w:rPr>
-        <w:t>- A. H</w:t>
+        <w:t>- </w:t>
+      </w:r>
+    </w:p>
+    <w:p>
+      <w:pPr>
+        <w:pStyle w:val="BodyText"/>
+        <w:ind w:left="480" w:hanging="480"/>
+        <w:spacing w:before="0" w:after="0"/>
+      </w:pPr>
+      <w:r>
+        <w:rPr>
+          <w:rFonts w:ascii="Times New Roman" w:hAnsi="Times New Roman" w:eastAsia="Times New Roman" w:cs="Times New Roman"/>
+        </w:rPr>
+        <w:t>A. H</w:t>
       </w:r>
       <w:r>
         <w:rPr>
@@ -3999,7 +4205,20 @@
         <w:rPr>
           <w:rFonts w:ascii="Times New Roman" w:hAnsi="Times New Roman" w:eastAsia="Times New Roman" w:cs="Times New Roman"/>
         </w:rPr>
-        <w:t>- B. NaHSO</w:t>
+        <w:t>- </w:t>
+      </w:r>
+    </w:p>
+    <w:p>
+      <w:pPr>
+        <w:pStyle w:val="BodyText"/>
+        <w:ind w:left="480" w:hanging="480"/>
+        <w:spacing w:before="0" w:after="0"/>
+      </w:pPr>
+      <w:r>
+        <w:rPr>
+          <w:rFonts w:ascii="Times New Roman" w:hAnsi="Times New Roman" w:eastAsia="Times New Roman" w:cs="Times New Roman"/>
+        </w:rPr>
+        <w:t>B. NaHSO</w:t>
       </w:r>
       <w:r>
         <w:rPr>
@@ -4054,7 +4273,20 @@
         <w:rPr>
           <w:rFonts w:ascii="Times New Roman" w:hAnsi="Times New Roman" w:eastAsia="Times New Roman" w:cs="Times New Roman"/>
         </w:rPr>
-        <w:t xml:space="preserve">- C. </w:t>
+        <w:t xml:space="preserve">- </w:t>
+      </w:r>
+    </w:p>
+    <w:p>
+      <w:pPr>
+        <w:pStyle w:val="BodyText"/>
+        <w:ind w:left="480" w:hanging="480"/>
+        <w:spacing w:before="0" w:after="0"/>
+      </w:pPr>
+      <w:r>
+        <w:rPr>
+          <w:rFonts w:ascii="Times New Roman" w:hAnsi="Times New Roman" w:eastAsia="Times New Roman" w:cs="Times New Roman"/>
+        </w:rPr>
+        <w:t xml:space="preserve">C. </w:t>
       </w:r>
       <w:r>
         <w:rPr>
@@ -4102,7 +4334,20 @@
         <w:rPr>
           <w:rFonts w:ascii="Times New Roman" w:hAnsi="Times New Roman" w:eastAsia="Times New Roman" w:cs="Times New Roman"/>
         </w:rPr>
-        <w:t>- D. N</w:t>
+        <w:t>- </w:t>
+      </w:r>
+    </w:p>
+    <w:p>
+      <w:pPr>
+        <w:pStyle w:val="BodyText"/>
+        <w:ind w:left="480" w:hanging="480"/>
+        <w:spacing w:before="0" w:after="180"/>
+      </w:pPr>
+      <w:r>
+        <w:rPr>
+          <w:rFonts w:ascii="Times New Roman" w:hAnsi="Times New Roman" w:eastAsia="Times New Roman" w:cs="Times New Roman"/>
+        </w:rPr>
+        <w:t>D. N</w:t>
       </w:r>
       <w:r>
         <w:rPr>
@@ -4197,6 +4442,16 @@
         </w:rPr>
         <w:t xml:space="preserve">电子稳定结构</w:t>
       </w:r>
+    </w:p>
+    <w:p>
+      <w:pPr>
+        <w:spacing w:before="0" w:after="0"/>
+      </w:pPr>
+    </w:p>
+    <w:p>
+      <w:pPr>
+        <w:spacing w:before="0" w:after="0"/>
+      </w:pPr>
     </w:p>
     <w:bookmarkEnd w:id="25"/>
     <w:bookmarkStart w:id="29" w:name="第-8-题"/>
@@ -4681,7 +4936,7 @@
         </w:rPr>
         <w:drawing>
           <wp:inline>
-            <wp:extent cx="3240000" cy="2497021"/>
+            <wp:extent cx="3232340" cy="2497021"/>
             <wp:effectExtent b="0" l="0" r="0" t="0"/>
             <wp:docPr descr="" title="" id="27" name="Picture"/>
             <a:graphic>
@@ -4702,7 +4957,7 @@
                   <pic:spPr bwMode="auto">
                     <a:xfrm>
                       <a:off x="0" y="0"/>
-                      <a:ext cx="3240000" cy="2497021"/>
+                      <a:ext cx="3232340" cy="2497021"/>
                     </a:xfrm>
                     <a:prstGeom prst="rect">
                       <a:avLst/>
@@ -5233,6 +5488,46 @@
         <w:t>。</w:t>
       </w:r>
     </w:p>
+    <w:p>
+      <w:pPr>
+        <w:spacing w:before="0" w:after="0"/>
+      </w:pPr>
+    </w:p>
+    <w:p>
+      <w:pPr>
+        <w:spacing w:before="0" w:after="0"/>
+      </w:pPr>
+    </w:p>
+    <w:p>
+      <w:pPr>
+        <w:spacing w:before="0" w:after="0"/>
+      </w:pPr>
+    </w:p>
+    <w:p>
+      <w:pPr>
+        <w:spacing w:before="0" w:after="0"/>
+      </w:pPr>
+    </w:p>
+    <w:p>
+      <w:pPr>
+        <w:spacing w:before="0" w:after="0"/>
+      </w:pPr>
+    </w:p>
+    <w:p>
+      <w:pPr>
+        <w:spacing w:before="0" w:after="0"/>
+      </w:pPr>
+    </w:p>
+    <w:p>
+      <w:pPr>
+        <w:spacing w:before="0" w:after="0"/>
+      </w:pPr>
+    </w:p>
+    <w:p>
+      <w:pPr>
+        <w:spacing w:before="0" w:after="0"/>
+      </w:pPr>
+    </w:p>
     <w:bookmarkEnd w:id="29"/>
     <w:bookmarkStart w:id="30" w:name="第-9-题"/>
     <w:p>
@@ -6049,6 +6344,46 @@
         </w:rPr>
         <w:t>？</w:t>
       </w:r>
+    </w:p>
+    <w:p>
+      <w:pPr>
+        <w:spacing w:before="0" w:after="0"/>
+      </w:pPr>
+    </w:p>
+    <w:p>
+      <w:pPr>
+        <w:spacing w:before="0" w:after="0"/>
+      </w:pPr>
+    </w:p>
+    <w:p>
+      <w:pPr>
+        <w:spacing w:before="0" w:after="0"/>
+      </w:pPr>
+    </w:p>
+    <w:p>
+      <w:pPr>
+        <w:spacing w:before="0" w:after="0"/>
+      </w:pPr>
+    </w:p>
+    <w:p>
+      <w:pPr>
+        <w:spacing w:before="0" w:after="0"/>
+      </w:pPr>
+    </w:p>
+    <w:p>
+      <w:pPr>
+        <w:spacing w:before="0" w:after="0"/>
+      </w:pPr>
+    </w:p>
+    <w:p>
+      <w:pPr>
+        <w:spacing w:before="0" w:after="0"/>
+      </w:pPr>
+    </w:p>
+    <w:p>
+      <w:pPr>
+        <w:spacing w:before="0" w:after="0"/>
+      </w:pPr>
     </w:p>
     <w:bookmarkEnd w:id="30"/>
     <w:bookmarkStart w:id="34" w:name="第-10-题"/>
@@ -6374,7 +6709,7 @@
         </w:rPr>
         <w:drawing>
           <wp:inline>
-            <wp:extent cx="3240000" cy="4584609"/>
+            <wp:extent cx="3111303" cy="4584609"/>
             <wp:effectExtent b="0" l="0" r="0" t="0"/>
             <wp:docPr descr="" title="" id="32" name="Picture"/>
             <a:graphic>
@@ -6395,7 +6730,7 @@
                   <pic:spPr bwMode="auto">
                     <a:xfrm>
                       <a:off x="0" y="0"/>
-                      <a:ext cx="3240000" cy="4584609"/>
+                      <a:ext cx="3111303" cy="4584609"/>
                     </a:xfrm>
                     <a:prstGeom prst="rect">
                       <a:avLst/>
@@ -6417,16 +6752,53 @@
     <w:p>
       <w:pPr>
         <w:pStyle w:val="Compact"/>
-        <w:numPr>
-          <w:ilvl w:val="0"/>
-          <w:numId w:val="1004"/>
-        </w:numPr>
-      </w:pPr>
-      <w:r>
-        <w:rPr>
-          <w:rFonts w:ascii="Times New Roman" w:hAnsi="Times New Roman" w:eastAsia="Times New Roman" w:cs="Times New Roman"/>
-        </w:rPr>
-        <w:t xml:space="preserve">A. +533　　B. +686　　C. +838　　D. +682</w:t>
+        <w:ind w:left="480" w:hanging="480"/>
+        <w:spacing w:after="0"/>
+      </w:pPr>
+      <w:r>
+        <w:rPr>
+          <w:rFonts w:ascii="Times New Roman" w:hAnsi="Times New Roman" w:eastAsia="Times New Roman" w:cs="Times New Roman"/>
+        </w:rPr>
+        <w:t xml:space="preserve">A. +533　　</w:t>
+      </w:r>
+    </w:p>
+    <w:p>
+      <w:pPr>
+        <w:pStyle w:val="Compact"/>
+        <w:ind w:left="480" w:hanging="480"/>
+        <w:spacing w:before="0" w:after="0"/>
+      </w:pPr>
+      <w:r>
+        <w:rPr>
+          <w:rFonts w:ascii="Times New Roman" w:hAnsi="Times New Roman" w:eastAsia="Times New Roman" w:cs="Times New Roman"/>
+        </w:rPr>
+        <w:t xml:space="preserve">B. +686　　</w:t>
+      </w:r>
+    </w:p>
+    <w:p>
+      <w:pPr>
+        <w:pStyle w:val="Compact"/>
+        <w:ind w:left="480" w:hanging="480"/>
+        <w:spacing w:before="0" w:after="0"/>
+      </w:pPr>
+      <w:r>
+        <w:rPr>
+          <w:rFonts w:ascii="Times New Roman" w:hAnsi="Times New Roman" w:eastAsia="Times New Roman" w:cs="Times New Roman"/>
+        </w:rPr>
+        <w:t xml:space="preserve">C. +838　　</w:t>
+      </w:r>
+    </w:p>
+    <w:p>
+      <w:pPr>
+        <w:pStyle w:val="Compact"/>
+        <w:ind w:left="480" w:hanging="480"/>
+        <w:spacing w:before="0" w:after="36"/>
+      </w:pPr>
+      <w:r>
+        <w:rPr>
+          <w:rFonts w:ascii="Times New Roman" w:hAnsi="Times New Roman" w:eastAsia="Times New Roman" w:cs="Times New Roman"/>
+        </w:rPr>
+        <w:t xml:space="preserve">D. +682</w:t>
       </w:r>
     </w:p>
     <w:bookmarkEnd w:id="34"/>
@@ -6442,6 +6814,16 @@
         </w:rPr>
         <w:t xml:space="preserve">有机化学</w:t>
       </w:r>
+    </w:p>
+    <w:p>
+      <w:pPr>
+        <w:spacing w:before="0" w:after="0"/>
+      </w:pPr>
+    </w:p>
+    <w:p>
+      <w:pPr>
+        <w:spacing w:before="0" w:after="0"/>
+      </w:pPr>
     </w:p>
     <w:bookmarkEnd w:id="35"/>
     <w:bookmarkStart w:id="39" w:name="第-11-题"/>
@@ -6708,7 +7090,7 @@
         </w:rPr>
         <w:drawing>
           <wp:inline>
-            <wp:extent cx="3240000" cy="4584609"/>
+            <wp:extent cx="3078554" cy="4584609"/>
             <wp:effectExtent b="0" l="0" r="0" t="0"/>
             <wp:docPr descr="" title="" id="37" name="Picture"/>
             <a:graphic>
@@ -6729,7 +7111,7 @@
                   <pic:spPr bwMode="auto">
                     <a:xfrm>
                       <a:off x="0" y="0"/>
-                      <a:ext cx="3240000" cy="4584609"/>
+                      <a:ext cx="3078554" cy="4584609"/>
                     </a:xfrm>
                     <a:prstGeom prst="rect">
                       <a:avLst/>
@@ -6751,10 +7133,6 @@
     <w:p>
       <w:pPr>
         <w:pStyle w:val="Compact"/>
-        <w:numPr>
-          <w:ilvl w:val="0"/>
-          <w:numId w:val="1005"/>
-        </w:numPr>
       </w:pPr>
       <w:r>
         <w:rPr>
@@ -6772,10 +7150,6 @@
     <w:p>
       <w:pPr>
         <w:pStyle w:val="Compact"/>
-        <w:numPr>
-          <w:ilvl w:val="0"/>
-          <w:numId w:val="1005"/>
-        </w:numPr>
       </w:pPr>
       <w:r>
         <w:rPr>
@@ -6793,10 +7167,6 @@
     <w:p>
       <w:pPr>
         <w:pStyle w:val="Compact"/>
-        <w:numPr>
-          <w:ilvl w:val="0"/>
-          <w:numId w:val="1005"/>
-        </w:numPr>
       </w:pPr>
       <w:r>
         <w:rPr>
@@ -6814,10 +7184,6 @@
     <w:p>
       <w:pPr>
         <w:pStyle w:val="Compact"/>
-        <w:numPr>
-          <w:ilvl w:val="0"/>
-          <w:numId w:val="1005"/>
-        </w:numPr>
       </w:pPr>
       <w:r>
         <w:rPr>
@@ -6843,6 +7209,16 @@
         </w:rPr>
         <w:t>碱性条件下有利于反应的进行</w:t>
       </w:r>
+    </w:p>
+    <w:p>
+      <w:pPr>
+        <w:spacing w:before="0" w:after="0"/>
+      </w:pPr>
+    </w:p>
+    <w:p>
+      <w:pPr>
+        <w:spacing w:before="0" w:after="0"/>
+      </w:pPr>
     </w:p>
     <w:bookmarkEnd w:id="39"/>
     <w:bookmarkStart w:id="43" w:name="第-12-题"/>
@@ -7043,7 +7419,7 @@
         </w:rPr>
         <w:drawing>
           <wp:inline>
-            <wp:extent cx="3240000" cy="4584609"/>
+            <wp:extent cx="3105989" cy="4584609"/>
             <wp:effectExtent b="0" l="0" r="0" t="0"/>
             <wp:docPr descr="" title="" id="41" name="Picture"/>
             <a:graphic>
@@ -7064,7 +7440,7 @@
                   <pic:spPr bwMode="auto">
                     <a:xfrm>
                       <a:off x="0" y="0"/>
-                      <a:ext cx="3240000" cy="4584609"/>
+                      <a:ext cx="3105989" cy="4584609"/>
                     </a:xfrm>
                     <a:prstGeom prst="rect">
                       <a:avLst/>
@@ -7083,6 +7459,21 @@
         </w:drawing>
       </w:r>
     </w:p>
+    <w:p>
+      <w:pPr>
+        <w:spacing w:before="0" w:after="0"/>
+      </w:pPr>
+    </w:p>
+    <w:p>
+      <w:pPr>
+        <w:spacing w:before="0" w:after="0"/>
+      </w:pPr>
+    </w:p>
+    <w:p>
+      <w:pPr>
+        <w:spacing w:before="0" w:after="0"/>
+      </w:pPr>
+    </w:p>
     <w:bookmarkEnd w:id="43"/>
     <w:bookmarkStart w:id="47" w:name="第-13-题"/>
     <w:p>
@@ -7282,7 +7673,7 @@
         </w:rPr>
         <w:drawing>
           <wp:inline>
-            <wp:extent cx="3240000" cy="4584609"/>
+            <wp:extent cx="3126984" cy="4584609"/>
             <wp:effectExtent b="0" l="0" r="0" t="0"/>
             <wp:docPr descr="" title="" id="45" name="Picture"/>
             <a:graphic>
@@ -7303,7 +7694,7 @@
                   <pic:spPr bwMode="auto">
                     <a:xfrm>
                       <a:off x="0" y="0"/>
-                      <a:ext cx="3240000" cy="4584609"/>
+                      <a:ext cx="3126984" cy="4584609"/>
                     </a:xfrm>
                     <a:prstGeom prst="rect">
                       <a:avLst/>
@@ -7322,6 +7713,31 @@
         </w:drawing>
       </w:r>
     </w:p>
+    <w:p>
+      <w:pPr>
+        <w:spacing w:before="0" w:after="0"/>
+      </w:pPr>
+    </w:p>
+    <w:p>
+      <w:pPr>
+        <w:spacing w:before="0" w:after="0"/>
+      </w:pPr>
+    </w:p>
+    <w:p>
+      <w:pPr>
+        <w:spacing w:before="0" w:after="0"/>
+      </w:pPr>
+    </w:p>
+    <w:p>
+      <w:pPr>
+        <w:spacing w:before="0" w:after="0"/>
+      </w:pPr>
+    </w:p>
+    <w:p>
+      <w:pPr>
+        <w:spacing w:before="0" w:after="0"/>
+      </w:pPr>
+    </w:p>
     <w:bookmarkEnd w:id="47"/>
     <w:bookmarkStart w:id="51" w:name="第-14-题"/>
     <w:p>
@@ -7569,7 +7985,7 @@
         </w:rPr>
         <w:drawing>
           <wp:inline>
-            <wp:extent cx="3240000" cy="4584609"/>
+            <wp:extent cx="3081568" cy="4584609"/>
             <wp:effectExtent b="0" l="0" r="0" t="0"/>
             <wp:docPr descr="" title="" id="49" name="Picture"/>
             <a:graphic>
@@ -7590,7 +8006,7 @@
                   <pic:spPr bwMode="auto">
                     <a:xfrm>
                       <a:off x="0" y="0"/>
-                      <a:ext cx="3240000" cy="4584609"/>
+                      <a:ext cx="3081568" cy="4584609"/>
                     </a:xfrm>
                     <a:prstGeom prst="rect">
                       <a:avLst/>
@@ -7612,17 +8028,64 @@
     <w:p>
       <w:pPr>
         <w:pStyle w:val="Compact"/>
-        <w:numPr>
-          <w:ilvl w:val="0"/>
-          <w:numId w:val="1006"/>
-        </w:numPr>
-      </w:pPr>
-      <w:r>
-        <w:rPr>
-          <w:rFonts w:ascii="Times New Roman" w:hAnsi="Times New Roman" w:eastAsia="Times New Roman" w:cs="Times New Roman"/>
-        </w:rPr>
-        <w:t xml:space="preserve">A. 4　　B. 6　　C. 8　　D. 10</w:t>
-      </w:r>
+        <w:ind w:left="480" w:hanging="480"/>
+        <w:spacing w:after="0"/>
+      </w:pPr>
+      <w:r>
+        <w:rPr>
+          <w:rFonts w:ascii="Times New Roman" w:hAnsi="Times New Roman" w:eastAsia="Times New Roman" w:cs="Times New Roman"/>
+        </w:rPr>
+        <w:t xml:space="preserve">A. 4　　</w:t>
+      </w:r>
+    </w:p>
+    <w:p>
+      <w:pPr>
+        <w:pStyle w:val="Compact"/>
+        <w:ind w:left="480" w:hanging="480"/>
+        <w:spacing w:before="0" w:after="0"/>
+      </w:pPr>
+      <w:r>
+        <w:rPr>
+          <w:rFonts w:ascii="Times New Roman" w:hAnsi="Times New Roman" w:eastAsia="Times New Roman" w:cs="Times New Roman"/>
+        </w:rPr>
+        <w:t xml:space="preserve">B. 6　　</w:t>
+      </w:r>
+    </w:p>
+    <w:p>
+      <w:pPr>
+        <w:pStyle w:val="Compact"/>
+        <w:ind w:left="480" w:hanging="480"/>
+        <w:spacing w:before="0" w:after="0"/>
+      </w:pPr>
+      <w:r>
+        <w:rPr>
+          <w:rFonts w:ascii="Times New Roman" w:hAnsi="Times New Roman" w:eastAsia="Times New Roman" w:cs="Times New Roman"/>
+        </w:rPr>
+        <w:t xml:space="preserve">C. 8　　</w:t>
+      </w:r>
+    </w:p>
+    <w:p>
+      <w:pPr>
+        <w:pStyle w:val="Compact"/>
+        <w:ind w:left="480" w:hanging="480"/>
+        <w:spacing w:before="0" w:after="36"/>
+      </w:pPr>
+      <w:r>
+        <w:rPr>
+          <w:rFonts w:ascii="Times New Roman" w:hAnsi="Times New Roman" w:eastAsia="Times New Roman" w:cs="Times New Roman"/>
+        </w:rPr>
+        <w:t xml:space="preserve">D. 10</w:t>
+      </w:r>
+    </w:p>
+    <w:p>
+      <w:pPr>
+        <w:spacing w:before="0" w:after="0"/>
+      </w:pPr>
+    </w:p>
+    <w:p>
+      <w:pPr>
+        <w:spacing w:before="0" w:after="0"/>
+      </w:pPr>
     </w:p>
     <w:bookmarkEnd w:id="51"/>
     <w:bookmarkStart w:id="55" w:name="第-15-题"/>
@@ -7887,7 +8350,7 @@
         </w:rPr>
         <w:drawing>
           <wp:inline>
-            <wp:extent cx="3240000" cy="4584609"/>
+            <wp:extent cx="3110508" cy="4584609"/>
             <wp:effectExtent b="0" l="0" r="0" t="0"/>
             <wp:docPr descr="" title="" id="53" name="Picture"/>
             <a:graphic>
@@ -7908,7 +8371,7 @@
                   <pic:spPr bwMode="auto">
                     <a:xfrm>
                       <a:off x="0" y="0"/>
-                      <a:ext cx="3240000" cy="4584609"/>
+                      <a:ext cx="3110508" cy="4584609"/>
                     </a:xfrm>
                     <a:prstGeom prst="rect">
                       <a:avLst/>
@@ -7930,10 +8393,6 @@
     <w:p>
       <w:pPr>
         <w:pStyle w:val="Compact"/>
-        <w:numPr>
-          <w:ilvl w:val="0"/>
-          <w:numId w:val="1007"/>
-        </w:numPr>
       </w:pPr>
       <w:r>
         <w:rPr>
@@ -8014,10 +8473,6 @@
     <w:p>
       <w:pPr>
         <w:pStyle w:val="Compact"/>
-        <w:numPr>
-          <w:ilvl w:val="0"/>
-          <w:numId w:val="1007"/>
-        </w:numPr>
       </w:pPr>
       <w:r>
         <w:rPr>
@@ -8059,10 +8514,6 @@
     <w:p>
       <w:pPr>
         <w:pStyle w:val="Compact"/>
-        <w:numPr>
-          <w:ilvl w:val="0"/>
-          <w:numId w:val="1007"/>
-        </w:numPr>
       </w:pPr>
       <w:r>
         <w:rPr>
@@ -8170,10 +8621,6 @@
     <w:p>
       <w:pPr>
         <w:pStyle w:val="Compact"/>
-        <w:numPr>
-          <w:ilvl w:val="0"/>
-          <w:numId w:val="1007"/>
-        </w:numPr>
       </w:pPr>
       <w:r>
         <w:rPr>
@@ -8223,6 +8670,16 @@
         </w:rPr>
         <w:t xml:space="preserve">种不同产物</w:t>
       </w:r>
+    </w:p>
+    <w:p>
+      <w:pPr>
+        <w:spacing w:before="0" w:after="0"/>
+      </w:pPr>
+    </w:p>
+    <w:p>
+      <w:pPr>
+        <w:spacing w:before="0" w:after="0"/>
+      </w:pPr>
     </w:p>
     <w:bookmarkEnd w:id="55"/>
     <w:bookmarkStart w:id="59" w:name="第-16-题"/>
@@ -8429,7 +8886,7 @@
         </w:rPr>
         <w:drawing>
           <wp:inline>
-            <wp:extent cx="3240000" cy="4584609"/>
+            <wp:extent cx="3030504" cy="4584609"/>
             <wp:effectExtent b="0" l="0" r="0" t="0"/>
             <wp:docPr descr="" title="" id="57" name="Picture"/>
             <a:graphic>
@@ -8450,7 +8907,7 @@
                   <pic:spPr bwMode="auto">
                     <a:xfrm>
                       <a:off x="0" y="0"/>
-                      <a:ext cx="3240000" cy="4584609"/>
+                      <a:ext cx="3030504" cy="4584609"/>
                     </a:xfrm>
                     <a:prstGeom prst="rect">
                       <a:avLst/>
@@ -8472,10 +8929,6 @@
     <w:p>
       <w:pPr>
         <w:pStyle w:val="Compact"/>
-        <w:numPr>
-          <w:ilvl w:val="0"/>
-          <w:numId w:val="1008"/>
-        </w:numPr>
       </w:pPr>
       <w:r>
         <w:rPr>
@@ -8511,10 +8964,6 @@
     <w:p>
       <w:pPr>
         <w:pStyle w:val="Compact"/>
-        <w:numPr>
-          <w:ilvl w:val="0"/>
-          <w:numId w:val="1008"/>
-        </w:numPr>
       </w:pPr>
       <w:r>
         <w:rPr>
@@ -8605,10 +9054,6 @@
     <w:p>
       <w:pPr>
         <w:pStyle w:val="Compact"/>
-        <w:numPr>
-          <w:ilvl w:val="0"/>
-          <w:numId w:val="1008"/>
-        </w:numPr>
       </w:pPr>
       <w:r>
         <w:rPr>
@@ -8740,10 +9185,6 @@
     <w:p>
       <w:pPr>
         <w:pStyle w:val="Compact"/>
-        <w:numPr>
-          <w:ilvl w:val="0"/>
-          <w:numId w:val="1008"/>
-        </w:numPr>
       </w:pPr>
       <w:r>
         <w:rPr>
@@ -8867,6 +9308,16 @@
         </w:rPr>
         <w:t xml:space="preserve">元素与分析</w:t>
       </w:r>
+    </w:p>
+    <w:p>
+      <w:pPr>
+        <w:spacing w:before="0" w:after="0"/>
+      </w:pPr>
+    </w:p>
+    <w:p>
+      <w:pPr>
+        <w:spacing w:before="0" w:after="0"/>
+      </w:pPr>
     </w:p>
     <w:bookmarkEnd w:id="60"/>
     <w:bookmarkStart w:id="64" w:name="第-17-题"/>
@@ -9146,7 +9597,7 @@
         </w:rPr>
         <w:drawing>
           <wp:inline>
-            <wp:extent cx="3240000" cy="4584609"/>
+            <wp:extent cx="3087368" cy="4584609"/>
             <wp:effectExtent b="0" l="0" r="0" t="0"/>
             <wp:docPr descr="" title="" id="62" name="Picture"/>
             <a:graphic>
@@ -9167,7 +9618,7 @@
                   <pic:spPr bwMode="auto">
                     <a:xfrm>
                       <a:off x="0" y="0"/>
-                      <a:ext cx="3240000" cy="4584609"/>
+                      <a:ext cx="3087368" cy="4584609"/>
                     </a:xfrm>
                     <a:prstGeom prst="rect">
                       <a:avLst/>
@@ -9189,6 +9640,8 @@
     <w:p>
       <w:pPr>
         <w:pStyle w:val="FirstParagraph"/>
+        <w:ind w:left="480" w:hanging="480"/>
+        <w:spacing w:after="0"/>
       </w:pPr>
       <w:r>
         <w:rPr>
@@ -9269,7 +9722,20 @@
         <w:rPr>
           <w:rFonts w:ascii="Times New Roman" w:hAnsi="Times New Roman" w:eastAsia="Times New Roman" w:cs="Times New Roman"/>
         </w:rPr>
-        <w:t xml:space="preserve">- A. </w:t>
+        <w:t xml:space="preserve">- </w:t>
+      </w:r>
+    </w:p>
+    <w:p>
+      <w:pPr>
+        <w:pStyle w:val="FirstParagraph"/>
+        <w:ind w:left="480" w:hanging="480"/>
+        <w:spacing w:before="0" w:after="0"/>
+      </w:pPr>
+      <w:r>
+        <w:rPr>
+          <w:rFonts w:ascii="Times New Roman" w:hAnsi="Times New Roman" w:eastAsia="Times New Roman" w:cs="Times New Roman"/>
+        </w:rPr>
+        <w:t xml:space="preserve">A. </w:t>
       </w:r>
       <w:r>
         <w:rPr>
@@ -9311,7 +9777,20 @@
         <w:rPr>
           <w:rFonts w:ascii="Times New Roman" w:hAnsi="Times New Roman" w:eastAsia="Times New Roman" w:cs="Times New Roman"/>
         </w:rPr>
-        <w:t>- B. N</w:t>
+        <w:t>- </w:t>
+      </w:r>
+    </w:p>
+    <w:p>
+      <w:pPr>
+        <w:pStyle w:val="FirstParagraph"/>
+        <w:ind w:left="480" w:hanging="480"/>
+        <w:spacing w:before="0" w:after="0"/>
+      </w:pPr>
+      <w:r>
+        <w:rPr>
+          <w:rFonts w:ascii="Times New Roman" w:hAnsi="Times New Roman" w:eastAsia="Times New Roman" w:cs="Times New Roman"/>
+        </w:rPr>
+        <w:t>B. N</w:t>
       </w:r>
       <w:r>
         <w:rPr>
@@ -9355,7 +9834,20 @@
         <w:rPr>
           <w:rFonts w:ascii="Times New Roman" w:hAnsi="Times New Roman" w:eastAsia="Times New Roman" w:cs="Times New Roman"/>
         </w:rPr>
-        <w:t xml:space="preserve">- C. </w:t>
+        <w:t xml:space="preserve">- </w:t>
+      </w:r>
+    </w:p>
+    <w:p>
+      <w:pPr>
+        <w:pStyle w:val="FirstParagraph"/>
+        <w:ind w:left="480" w:hanging="480"/>
+        <w:spacing w:before="0" w:after="0"/>
+      </w:pPr>
+      <w:r>
+        <w:rPr>
+          <w:rFonts w:ascii="Times New Roman" w:hAnsi="Times New Roman" w:eastAsia="Times New Roman" w:cs="Times New Roman"/>
+        </w:rPr>
+        <w:t xml:space="preserve">C. </w:t>
       </w:r>
       <w:r>
         <w:rPr>
@@ -9397,7 +9889,20 @@
         <w:rPr>
           <w:rFonts w:ascii="Times New Roman" w:hAnsi="Times New Roman" w:eastAsia="Times New Roman" w:cs="Times New Roman"/>
         </w:rPr>
-        <w:t>- D. N</w:t>
+        <w:t>- </w:t>
+      </w:r>
+    </w:p>
+    <w:p>
+      <w:pPr>
+        <w:pStyle w:val="FirstParagraph"/>
+        <w:ind w:left="480" w:hanging="480"/>
+        <w:spacing w:before="0" w:after="180"/>
+      </w:pPr>
+      <w:r>
+        <w:rPr>
+          <w:rFonts w:ascii="Times New Roman" w:hAnsi="Times New Roman" w:eastAsia="Times New Roman" w:cs="Times New Roman"/>
+        </w:rPr>
+        <w:t>D. N</w:t>
       </w:r>
       <w:r>
         <w:rPr>
@@ -9425,6 +9930,16 @@
         </w:rPr>
         <w:t xml:space="preserve">的空间结构为直线型</w:t>
       </w:r>
+    </w:p>
+    <w:p>
+      <w:pPr>
+        <w:spacing w:before="0" w:after="0"/>
+      </w:pPr>
+    </w:p>
+    <w:p>
+      <w:pPr>
+        <w:spacing w:before="0" w:after="0"/>
+      </w:pPr>
     </w:p>
     <w:bookmarkEnd w:id="64"/>
     <w:bookmarkStart w:id="67" w:name="第-18-题"/>
@@ -9796,7 +10311,7 @@
         </w:rPr>
         <w:drawing>
           <wp:inline>
-            <wp:extent cx="3240000" cy="4584609"/>
+            <wp:extent cx="3109715" cy="4584609"/>
             <wp:effectExtent b="0" l="0" r="0" t="0"/>
             <wp:docPr descr="" title="" id="65" name="Picture"/>
             <a:graphic>
@@ -9817,7 +10332,7 @@
                   <pic:spPr bwMode="auto">
                     <a:xfrm>
                       <a:off x="0" y="0"/>
-                      <a:ext cx="3240000" cy="4584609"/>
+                      <a:ext cx="3109715" cy="4584609"/>
                     </a:xfrm>
                     <a:prstGeom prst="rect">
                       <a:avLst/>
@@ -9839,10 +10354,6 @@
     <w:p>
       <w:pPr>
         <w:pStyle w:val="Compact"/>
-        <w:numPr>
-          <w:ilvl w:val="0"/>
-          <w:numId w:val="1009"/>
-        </w:numPr>
       </w:pPr>
       <w:r>
         <w:rPr>
@@ -9872,10 +10383,6 @@
     <w:p>
       <w:pPr>
         <w:pStyle w:val="Compact"/>
-        <w:numPr>
-          <w:ilvl w:val="0"/>
-          <w:numId w:val="1009"/>
-        </w:numPr>
       </w:pPr>
       <w:r>
         <w:rPr>
@@ -9919,10 +10426,6 @@
     <w:p>
       <w:pPr>
         <w:pStyle w:val="Compact"/>
-        <w:numPr>
-          <w:ilvl w:val="0"/>
-          <w:numId w:val="1009"/>
-        </w:numPr>
       </w:pPr>
       <w:r>
         <w:rPr>
@@ -9991,10 +10494,6 @@
     <w:p>
       <w:pPr>
         <w:pStyle w:val="Compact"/>
-        <w:numPr>
-          <w:ilvl w:val="0"/>
-          <w:numId w:val="1009"/>
-        </w:numPr>
       </w:pPr>
       <w:r>
         <w:rPr>
@@ -10032,6 +10531,16 @@
         </w:rPr>
         <w:t xml:space="preserve">变化小</w:t>
       </w:r>
+    </w:p>
+    <w:p>
+      <w:pPr>
+        <w:spacing w:before="0" w:after="0"/>
+      </w:pPr>
+    </w:p>
+    <w:p>
+      <w:pPr>
+        <w:spacing w:before="0" w:after="0"/>
+      </w:pPr>
     </w:p>
     <w:bookmarkEnd w:id="67"/>
     <w:bookmarkStart w:id="71" w:name="第-19-题"/>
@@ -10356,7 +10865,7 @@
         </w:rPr>
         <w:drawing>
           <wp:inline>
-            <wp:extent cx="3240000" cy="4584609"/>
+            <wp:extent cx="3124144" cy="4584609"/>
             <wp:effectExtent b="0" l="0" r="0" t="0"/>
             <wp:docPr descr="" title="" id="69" name="Picture"/>
             <a:graphic>
@@ -10377,7 +10886,7 @@
                   <pic:spPr bwMode="auto">
                     <a:xfrm>
                       <a:off x="0" y="0"/>
-                      <a:ext cx="3240000" cy="4584609"/>
+                      <a:ext cx="3124144" cy="4584609"/>
                     </a:xfrm>
                     <a:prstGeom prst="rect">
                       <a:avLst/>
@@ -10399,10 +10908,6 @@
     <w:p>
       <w:pPr>
         <w:pStyle w:val="Compact"/>
-        <w:numPr>
-          <w:ilvl w:val="0"/>
-          <w:numId w:val="1010"/>
-        </w:numPr>
       </w:pPr>
       <w:r>
         <w:rPr>
@@ -10420,10 +10925,6 @@
     <w:p>
       <w:pPr>
         <w:pStyle w:val="Compact"/>
-        <w:numPr>
-          <w:ilvl w:val="0"/>
-          <w:numId w:val="1010"/>
-        </w:numPr>
       </w:pPr>
       <w:r>
         <w:rPr>
@@ -10492,10 +10993,6 @@
     <w:p>
       <w:pPr>
         <w:pStyle w:val="Compact"/>
-        <w:numPr>
-          <w:ilvl w:val="0"/>
-          <w:numId w:val="1010"/>
-        </w:numPr>
       </w:pPr>
       <w:r>
         <w:rPr>
@@ -10513,10 +11010,6 @@
     <w:p>
       <w:pPr>
         <w:pStyle w:val="Compact"/>
-        <w:numPr>
-          <w:ilvl w:val="0"/>
-          <w:numId w:val="1010"/>
-        </w:numPr>
       </w:pPr>
       <w:r>
         <w:rPr>
@@ -10530,6 +11023,16 @@
         </w:rPr>
         <w:t xml:space="preserve">滴定时可用淀粉溶液作指示剂</w:t>
       </w:r>
+    </w:p>
+    <w:p>
+      <w:pPr>
+        <w:spacing w:before="0" w:after="0"/>
+      </w:pPr>
+    </w:p>
+    <w:p>
+      <w:pPr>
+        <w:spacing w:before="0" w:after="0"/>
+      </w:pPr>
     </w:p>
     <w:bookmarkEnd w:id="71"/>
     <w:bookmarkStart w:id="72" w:name="第-20-题"/>
@@ -10674,6 +11177,8 @@
     <w:p>
       <w:pPr>
         <w:pStyle w:val="BodyText"/>
+        <w:ind w:left="480" w:hanging="480"/>
+        <w:spacing w:after="0"/>
       </w:pPr>
       <w:r>
         <w:rPr>
@@ -10771,8 +11276,70 @@
         <w:rPr>
           <w:rFonts w:ascii="Times New Roman" w:hAnsi="Times New Roman" w:eastAsia="Times New Roman" w:cs="Times New Roman"/>
         </w:rPr>
-        <w:t xml:space="preserve">- A. 1:1　　B. 1:2　　C. 1:3　　D. 2:1</w:t>
-      </w:r>
+        <w:t xml:space="preserve">- </w:t>
+      </w:r>
+    </w:p>
+    <w:p>
+      <w:pPr>
+        <w:pStyle w:val="BodyText"/>
+        <w:ind w:left="480" w:hanging="480"/>
+        <w:spacing w:before="0" w:after="0"/>
+      </w:pPr>
+      <w:r>
+        <w:rPr>
+          <w:rFonts w:ascii="Times New Roman" w:hAnsi="Times New Roman" w:eastAsia="Times New Roman" w:cs="Times New Roman"/>
+        </w:rPr>
+        <w:t xml:space="preserve">A. 1:1　　</w:t>
+      </w:r>
+    </w:p>
+    <w:p>
+      <w:pPr>
+        <w:pStyle w:val="BodyText"/>
+        <w:ind w:left="480" w:hanging="480"/>
+        <w:spacing w:before="0" w:after="0"/>
+      </w:pPr>
+      <w:r>
+        <w:rPr>
+          <w:rFonts w:ascii="Times New Roman" w:hAnsi="Times New Roman" w:eastAsia="Times New Roman" w:cs="Times New Roman"/>
+        </w:rPr>
+        <w:t xml:space="preserve">B. 1:2　　</w:t>
+      </w:r>
+    </w:p>
+    <w:p>
+      <w:pPr>
+        <w:pStyle w:val="BodyText"/>
+        <w:ind w:left="480" w:hanging="480"/>
+        <w:spacing w:before="0" w:after="0"/>
+      </w:pPr>
+      <w:r>
+        <w:rPr>
+          <w:rFonts w:ascii="Times New Roman" w:hAnsi="Times New Roman" w:eastAsia="Times New Roman" w:cs="Times New Roman"/>
+        </w:rPr>
+        <w:t xml:space="preserve">C. 1:3　　</w:t>
+      </w:r>
+    </w:p>
+    <w:p>
+      <w:pPr>
+        <w:pStyle w:val="BodyText"/>
+        <w:ind w:left="480" w:hanging="480"/>
+        <w:spacing w:before="0" w:after="180"/>
+      </w:pPr>
+      <w:r>
+        <w:rPr>
+          <w:rFonts w:ascii="Times New Roman" w:hAnsi="Times New Roman" w:eastAsia="Times New Roman" w:cs="Times New Roman"/>
+        </w:rPr>
+        <w:t xml:space="preserve">D. 2:1</w:t>
+      </w:r>
+    </w:p>
+    <w:p>
+      <w:pPr>
+        <w:spacing w:before="0" w:after="0"/>
+      </w:pPr>
+    </w:p>
+    <w:p>
+      <w:pPr>
+        <w:spacing w:before="0" w:after="0"/>
+      </w:pPr>
     </w:p>
     <w:bookmarkEnd w:id="72"/>
     <w:bookmarkStart w:id="76" w:name="第-21-题"/>
@@ -11210,7 +11777,7 @@
         </w:rPr>
         <w:drawing>
           <wp:inline>
-            <wp:extent cx="2413000" cy="2032000"/>
+            <wp:extent cx="2413000" cy="2012984"/>
             <wp:effectExtent b="0" l="0" r="0" t="0"/>
             <wp:docPr descr="" title="" id="74" name="Picture"/>
             <a:graphic>
@@ -11231,7 +11798,7 @@
                   <pic:spPr bwMode="auto">
                     <a:xfrm>
                       <a:off x="0" y="0"/>
-                      <a:ext cx="2413000" cy="2032000"/>
+                      <a:ext cx="2413000" cy="2012984"/>
                     </a:xfrm>
                     <a:prstGeom prst="rect">
                       <a:avLst/>
@@ -12229,6 +12796,46 @@
         <w:t xml:space="preserve">5.4~5.7？</w:t>
       </w:r>
     </w:p>
+    <w:p>
+      <w:pPr>
+        <w:spacing w:before="0" w:after="0"/>
+      </w:pPr>
+    </w:p>
+    <w:p>
+      <w:pPr>
+        <w:spacing w:before="0" w:after="0"/>
+      </w:pPr>
+    </w:p>
+    <w:p>
+      <w:pPr>
+        <w:spacing w:before="0" w:after="0"/>
+      </w:pPr>
+    </w:p>
+    <w:p>
+      <w:pPr>
+        <w:spacing w:before="0" w:after="0"/>
+      </w:pPr>
+    </w:p>
+    <w:p>
+      <w:pPr>
+        <w:spacing w:before="0" w:after="0"/>
+      </w:pPr>
+    </w:p>
+    <w:p>
+      <w:pPr>
+        <w:spacing w:before="0" w:after="0"/>
+      </w:pPr>
+    </w:p>
+    <w:p>
+      <w:pPr>
+        <w:spacing w:before="0" w:after="0"/>
+      </w:pPr>
+    </w:p>
+    <w:p>
+      <w:pPr>
+        <w:spacing w:before="0" w:after="0"/>
+      </w:pPr>
+    </w:p>
     <w:bookmarkEnd w:id="76"/>
     <w:bookmarkStart w:id="80" w:name="第-22-题"/>
     <w:p>
@@ -12666,7 +13273,7 @@
         </w:rPr>
         <w:drawing>
           <wp:inline>
-            <wp:extent cx="3240000" cy="4584609"/>
+            <wp:extent cx="3086008" cy="4584609"/>
             <wp:effectExtent b="0" l="0" r="0" t="0"/>
             <wp:docPr descr="" title="" id="78" name="Picture"/>
             <a:graphic>
@@ -12687,7 +13294,7 @@
                   <pic:spPr bwMode="auto">
                     <a:xfrm>
                       <a:off x="0" y="0"/>
-                      <a:ext cx="3240000" cy="4584609"/>
+                      <a:ext cx="3086008" cy="4584609"/>
                     </a:xfrm>
                     <a:prstGeom prst="rect">
                       <a:avLst/>
@@ -12709,10 +13316,6 @@
     <w:p>
       <w:pPr>
         <w:pStyle w:val="Compact"/>
-        <w:numPr>
-          <w:ilvl w:val="0"/>
-          <w:numId w:val="1013"/>
-        </w:numPr>
       </w:pPr>
       <w:r>
         <w:rPr>
@@ -12748,10 +13351,6 @@
     <w:p>
       <w:pPr>
         <w:pStyle w:val="Compact"/>
-        <w:numPr>
-          <w:ilvl w:val="0"/>
-          <w:numId w:val="1013"/>
-        </w:numPr>
       </w:pPr>
       <w:r>
         <w:rPr>
@@ -12857,10 +13456,6 @@
     <w:p>
       <w:pPr>
         <w:pStyle w:val="Compact"/>
-        <w:numPr>
-          <w:ilvl w:val="0"/>
-          <w:numId w:val="1013"/>
-        </w:numPr>
       </w:pPr>
       <w:r>
         <w:rPr>
@@ -12890,10 +13485,6 @@
     <w:p>
       <w:pPr>
         <w:pStyle w:val="Compact"/>
-        <w:numPr>
-          <w:ilvl w:val="0"/>
-          <w:numId w:val="1013"/>
-        </w:numPr>
       </w:pPr>
       <w:r>
         <w:rPr>
@@ -13029,6 +13620,16 @@
         </w:rPr>
         <w:t>)</w:t>
       </w:r>
+    </w:p>
+    <w:p>
+      <w:pPr>
+        <w:spacing w:before="0" w:after="0"/>
+      </w:pPr>
+    </w:p>
+    <w:p>
+      <w:pPr>
+        <w:spacing w:before="0" w:after="0"/>
+      </w:pPr>
     </w:p>
     <w:bookmarkEnd w:id="80"/>
     <w:bookmarkStart w:id="81" w:name="第-23-题"/>
@@ -13181,6 +13782,8 @@
     <w:p>
       <w:pPr>
         <w:pStyle w:val="BodyText"/>
+        <w:ind w:left="480" w:hanging="480"/>
+        <w:spacing w:after="0"/>
       </w:pPr>
       <w:r>
         <w:rPr>
@@ -13330,8 +13933,70 @@
         <w:rPr>
           <w:rFonts w:ascii="Times New Roman" w:hAnsi="Times New Roman" w:eastAsia="Times New Roman" w:cs="Times New Roman"/>
         </w:rPr>
-        <w:t xml:space="preserve">- A. 5.00　　B. 8.00　　C. 12.00　　D. 7.00</w:t>
-      </w:r>
+        <w:t xml:space="preserve">- </w:t>
+      </w:r>
+    </w:p>
+    <w:p>
+      <w:pPr>
+        <w:pStyle w:val="BodyText"/>
+        <w:ind w:left="480" w:hanging="480"/>
+        <w:spacing w:before="0" w:after="0"/>
+      </w:pPr>
+      <w:r>
+        <w:rPr>
+          <w:rFonts w:ascii="Times New Roman" w:hAnsi="Times New Roman" w:eastAsia="Times New Roman" w:cs="Times New Roman"/>
+        </w:rPr>
+        <w:t xml:space="preserve">A. 5.00　　</w:t>
+      </w:r>
+    </w:p>
+    <w:p>
+      <w:pPr>
+        <w:pStyle w:val="BodyText"/>
+        <w:ind w:left="480" w:hanging="480"/>
+        <w:spacing w:before="0" w:after="0"/>
+      </w:pPr>
+      <w:r>
+        <w:rPr>
+          <w:rFonts w:ascii="Times New Roman" w:hAnsi="Times New Roman" w:eastAsia="Times New Roman" w:cs="Times New Roman"/>
+        </w:rPr>
+        <w:t xml:space="preserve">B. 8.00　　</w:t>
+      </w:r>
+    </w:p>
+    <w:p>
+      <w:pPr>
+        <w:pStyle w:val="BodyText"/>
+        <w:ind w:left="480" w:hanging="480"/>
+        <w:spacing w:before="0" w:after="0"/>
+      </w:pPr>
+      <w:r>
+        <w:rPr>
+          <w:rFonts w:ascii="Times New Roman" w:hAnsi="Times New Roman" w:eastAsia="Times New Roman" w:cs="Times New Roman"/>
+        </w:rPr>
+        <w:t xml:space="preserve">C. 12.00　　</w:t>
+      </w:r>
+    </w:p>
+    <w:p>
+      <w:pPr>
+        <w:pStyle w:val="BodyText"/>
+        <w:ind w:left="480" w:hanging="480"/>
+        <w:spacing w:before="0" w:after="180"/>
+      </w:pPr>
+      <w:r>
+        <w:rPr>
+          <w:rFonts w:ascii="Times New Roman" w:hAnsi="Times New Roman" w:eastAsia="Times New Roman" w:cs="Times New Roman"/>
+        </w:rPr>
+        <w:t xml:space="preserve">D. 7.00</w:t>
+      </w:r>
+    </w:p>
+    <w:p>
+      <w:pPr>
+        <w:spacing w:before="0" w:after="0"/>
+      </w:pPr>
+    </w:p>
+    <w:p>
+      <w:pPr>
+        <w:spacing w:before="0" w:after="0"/>
+      </w:pPr>
     </w:p>
     <w:bookmarkEnd w:id="81"/>
     <w:bookmarkStart w:id="85" w:name="第-24-题"/>
@@ -13705,7 +14370,7 @@
         </w:rPr>
         <w:drawing>
           <wp:inline>
-            <wp:extent cx="3240000" cy="4584609"/>
+            <wp:extent cx="3103769" cy="4584609"/>
             <wp:effectExtent b="0" l="0" r="0" t="0"/>
             <wp:docPr descr="" title="" id="83" name="Picture"/>
             <a:graphic>
@@ -13726,7 +14391,7 @@
                   <pic:spPr bwMode="auto">
                     <a:xfrm>
                       <a:off x="0" y="0"/>
-                      <a:ext cx="3240000" cy="4584609"/>
+                      <a:ext cx="3103769" cy="4584609"/>
                     </a:xfrm>
                     <a:prstGeom prst="rect">
                       <a:avLst/>
@@ -13748,10 +14413,6 @@
     <w:p>
       <w:pPr>
         <w:pStyle w:val="Compact"/>
-        <w:numPr>
-          <w:ilvl w:val="0"/>
-          <w:numId w:val="1014"/>
-        </w:numPr>
       </w:pPr>
       <w:r>
         <w:rPr>
@@ -13769,10 +14430,6 @@
     <w:p>
       <w:pPr>
         <w:pStyle w:val="Compact"/>
-        <w:numPr>
-          <w:ilvl w:val="0"/>
-          <w:numId w:val="1014"/>
-        </w:numPr>
       </w:pPr>
       <w:r>
         <w:rPr>
@@ -13853,10 +14510,6 @@
     <w:p>
       <w:pPr>
         <w:pStyle w:val="Compact"/>
-        <w:numPr>
-          <w:ilvl w:val="0"/>
-          <w:numId w:val="1014"/>
-        </w:numPr>
       </w:pPr>
       <w:r>
         <w:rPr>
@@ -13880,10 +14533,6 @@
     <w:p>
       <w:pPr>
         <w:pStyle w:val="Compact"/>
-        <w:numPr>
-          <w:ilvl w:val="0"/>
-          <w:numId w:val="1014"/>
-        </w:numPr>
       </w:pPr>
       <w:r>
         <w:rPr>
@@ -13948,6 +14597,16 @@
         </w:rPr>
         <w:t>)</w:t>
       </w:r>
+    </w:p>
+    <w:p>
+      <w:pPr>
+        <w:spacing w:before="0" w:after="0"/>
+      </w:pPr>
+    </w:p>
+    <w:p>
+      <w:pPr>
+        <w:spacing w:before="0" w:after="0"/>
+      </w:pPr>
     </w:p>
     <w:bookmarkEnd w:id="85"/>
     <w:bookmarkStart w:id="89" w:name="第-25-题"/>
@@ -14232,7 +14891,7 @@
         </w:rPr>
         <w:drawing>
           <wp:inline>
-            <wp:extent cx="3240000" cy="4584609"/>
+            <wp:extent cx="3117090" cy="4584609"/>
             <wp:effectExtent b="0" l="0" r="0" t="0"/>
             <wp:docPr descr="" title="" id="87" name="Picture"/>
             <a:graphic>
@@ -14253,7 +14912,7 @@
                   <pic:spPr bwMode="auto">
                     <a:xfrm>
                       <a:off x="0" y="0"/>
-                      <a:ext cx="3240000" cy="4584609"/>
+                      <a:ext cx="3117090" cy="4584609"/>
                     </a:xfrm>
                     <a:prstGeom prst="rect">
                       <a:avLst/>
@@ -14275,10 +14934,6 @@
     <w:p>
       <w:pPr>
         <w:pStyle w:val="Compact"/>
-        <w:numPr>
-          <w:ilvl w:val="0"/>
-          <w:numId w:val="1015"/>
-        </w:numPr>
       </w:pPr>
       <w:r>
         <w:rPr>
@@ -14302,10 +14957,6 @@
     <w:p>
       <w:pPr>
         <w:pStyle w:val="Compact"/>
-        <w:numPr>
-          <w:ilvl w:val="0"/>
-          <w:numId w:val="1015"/>
-        </w:numPr>
       </w:pPr>
       <w:r>
         <w:rPr>
@@ -14347,10 +14998,6 @@
     <w:p>
       <w:pPr>
         <w:pStyle w:val="Compact"/>
-        <w:numPr>
-          <w:ilvl w:val="0"/>
-          <w:numId w:val="1015"/>
-        </w:numPr>
       </w:pPr>
       <w:r>
         <w:rPr>
@@ -14368,10 +15015,6 @@
     <w:p>
       <w:pPr>
         <w:pStyle w:val="Compact"/>
-        <w:numPr>
-          <w:ilvl w:val="0"/>
-          <w:numId w:val="1015"/>
-        </w:numPr>
       </w:pPr>
       <w:r>
         <w:rPr>
@@ -14397,6 +15040,16 @@
         </w:rPr>
         <w:t xml:space="preserve"> &gt; X &gt; W</w:t>
       </w:r>
+    </w:p>
+    <w:p>
+      <w:pPr>
+        <w:spacing w:before="0" w:after="0"/>
+      </w:pPr>
+    </w:p>
+    <w:p>
+      <w:pPr>
+        <w:spacing w:before="0" w:after="0"/>
+      </w:pPr>
     </w:p>
     <w:p>
       <w:pPr>

--- a/00-首页/题组Word/预赛基础卷/预赛基础卷III-学生版.docx
+++ b/00-首页/题组Word/预赛基础卷/预赛基础卷III-学生版.docx
@@ -178,8 +178,8 @@
     <w:p>
       <w:pPr>
         <w:pStyle w:val="BodyText"/>
+        <w:spacing w:before="0" w:after="0"/>
         <w:ind w:left="480" w:hanging="480"/>
-        <w:spacing w:after="0"/>
       </w:pPr>
       <w:r>
         <w:rPr>
@@ -263,20 +263,63 @@
     <w:p>
       <w:pPr>
         <w:pStyle w:val="BodyText"/>
+        <w:spacing w:before="0" w:after="0"/>
         <w:ind w:left="480" w:hanging="480"/>
+      </w:pPr>
+      <w:r>
+        <w:rPr>
+          <w:rFonts w:ascii="Times New Roman" w:hAnsi="Times New Roman" w:eastAsia="Times New Roman" w:cs="Times New Roman"/>
+        </w:rPr>
+        <w:t xml:space="preserve">A. a </w:t>
+      </w:r>
+      <w:r>
+        <w:rPr>
+          <w:rFonts w:hint="eastAsia" w:ascii="Times New Roman" w:hAnsi="Times New Roman" w:eastAsia="FangSong" w:cs="Times New Roman"/>
+        </w:rPr>
+        <w:t>满且溢出</w:t>
+      </w:r>
+      <w:r>
+        <w:rPr>
+          <w:rFonts w:hint="eastAsia" w:ascii="Times New Roman" w:hAnsi="Times New Roman" w:eastAsia="Times New Roman" w:cs="Times New Roman"/>
+        </w:rPr>
+        <w:t>，b、c</w:t>
+      </w:r>
+      <w:r>
+        <w:rPr>
+          <w:rFonts w:ascii="Times New Roman" w:hAnsi="Times New Roman" w:eastAsia="Times New Roman" w:cs="Times New Roman"/>
+        </w:rPr>
+        <w:t xml:space="preserve"> </w:t>
+      </w:r>
+      <w:r>
+        <w:rPr>
+          <w:rFonts w:hint="eastAsia" w:ascii="Times New Roman" w:hAnsi="Times New Roman" w:eastAsia="FangSong" w:cs="Times New Roman"/>
+        </w:rPr>
+        <w:t xml:space="preserve">空</w:t>
+      </w:r>
+      <w:r>
+        <w:rPr>
+          <w:rFonts w:ascii="Times New Roman" w:hAnsi="Times New Roman" w:eastAsia="Times New Roman" w:cs="Times New Roman"/>
+        </w:rPr>
+        <w:t xml:space="preserve">　　</w:t>
+      </w:r>
+    </w:p>
+    <w:p>
+      <w:pPr>
+        <w:pStyle w:val="BodyText"/>
         <w:spacing w:before="0" w:after="0"/>
-      </w:pPr>
-      <w:r>
-        <w:rPr>
-          <w:rFonts w:ascii="Times New Roman" w:hAnsi="Times New Roman" w:eastAsia="Times New Roman" w:cs="Times New Roman"/>
-        </w:rPr>
-        <w:t xml:space="preserve">A. a </w:t>
-      </w:r>
-      <w:r>
-        <w:rPr>
-          <w:rFonts w:hint="eastAsia" w:ascii="Times New Roman" w:hAnsi="Times New Roman" w:eastAsia="FangSong" w:cs="Times New Roman"/>
-        </w:rPr>
-        <w:t>满且溢出</w:t>
+        <w:ind w:left="480" w:hanging="480"/>
+      </w:pPr>
+      <w:r>
+        <w:rPr>
+          <w:rFonts w:ascii="Times New Roman" w:hAnsi="Times New Roman" w:eastAsia="Times New Roman" w:cs="Times New Roman"/>
+        </w:rPr>
+        <w:t xml:space="preserve">B. a </w:t>
+      </w:r>
+      <w:r>
+        <w:rPr>
+          <w:rFonts w:hint="eastAsia" w:ascii="Times New Roman" w:hAnsi="Times New Roman" w:eastAsia="FangSong" w:cs="Times New Roman"/>
+        </w:rPr>
+        <w:t>空</w:t>
       </w:r>
       <w:r>
         <w:rPr>
@@ -294,7 +337,38 @@
         <w:rPr>
           <w:rFonts w:hint="eastAsia" w:ascii="Times New Roman" w:hAnsi="Times New Roman" w:eastAsia="FangSong" w:cs="Times New Roman"/>
         </w:rPr>
-        <w:t xml:space="preserve">空</w:t>
+        <w:t xml:space="preserve">内溶液分别增多</w:t>
+      </w:r>
+      <w:r>
+        <w:rPr>
+          <w:rFonts w:ascii="Times New Roman" w:hAnsi="Times New Roman" w:eastAsia="Times New Roman" w:cs="Times New Roman"/>
+        </w:rPr>
+        <w:t xml:space="preserve"> </w:t>
+      </w:r>
+      <w:r>
+        <w:rPr>
+          <w:rFonts w:ascii="Times New Roman" w:hAnsi="Times New Roman" w:eastAsia="Times New Roman" w:cs="Times New Roman"/>
+        </w:rPr>
+        <w:t xml:space="preserve">- </w:t>
+      </w:r>
+    </w:p>
+    <w:p>
+      <w:pPr>
+        <w:pStyle w:val="BodyText"/>
+        <w:spacing w:before="0" w:after="0"/>
+        <w:ind w:left="480" w:hanging="480"/>
+      </w:pPr>
+      <w:r>
+        <w:rPr>
+          <w:rFonts w:ascii="Times New Roman" w:hAnsi="Times New Roman" w:eastAsia="Times New Roman" w:cs="Times New Roman"/>
+        </w:rPr>
+        <w:t xml:space="preserve">C. a、b、c </w:t>
+      </w:r>
+      <w:r>
+        <w:rPr>
+          <w:rFonts w:hint="eastAsia" w:ascii="Times New Roman" w:hAnsi="Times New Roman" w:eastAsia="FangSong" w:cs="Times New Roman"/>
+        </w:rPr>
+        <w:t xml:space="preserve">都不变</w:t>
       </w:r>
       <w:r>
         <w:rPr>
@@ -306,82 +380,8 @@
     <w:p>
       <w:pPr>
         <w:pStyle w:val="BodyText"/>
+        <w:spacing w:before="0" w:after="0"/>
         <w:ind w:left="480" w:hanging="480"/>
-        <w:spacing w:before="0" w:after="0"/>
-      </w:pPr>
-      <w:r>
-        <w:rPr>
-          <w:rFonts w:ascii="Times New Roman" w:hAnsi="Times New Roman" w:eastAsia="Times New Roman" w:cs="Times New Roman"/>
-        </w:rPr>
-        <w:t xml:space="preserve">B. a </w:t>
-      </w:r>
-      <w:r>
-        <w:rPr>
-          <w:rFonts w:hint="eastAsia" w:ascii="Times New Roman" w:hAnsi="Times New Roman" w:eastAsia="FangSong" w:cs="Times New Roman"/>
-        </w:rPr>
-        <w:t>空</w:t>
-      </w:r>
-      <w:r>
-        <w:rPr>
-          <w:rFonts w:hint="eastAsia" w:ascii="Times New Roman" w:hAnsi="Times New Roman" w:eastAsia="Times New Roman" w:cs="Times New Roman"/>
-        </w:rPr>
-        <w:t>，b、c</w:t>
-      </w:r>
-      <w:r>
-        <w:rPr>
-          <w:rFonts w:ascii="Times New Roman" w:hAnsi="Times New Roman" w:eastAsia="Times New Roman" w:cs="Times New Roman"/>
-        </w:rPr>
-        <w:t xml:space="preserve"> </w:t>
-      </w:r>
-      <w:r>
-        <w:rPr>
-          <w:rFonts w:hint="eastAsia" w:ascii="Times New Roman" w:hAnsi="Times New Roman" w:eastAsia="FangSong" w:cs="Times New Roman"/>
-        </w:rPr>
-        <w:t xml:space="preserve">内溶液分别增多</w:t>
-      </w:r>
-      <w:r>
-        <w:rPr>
-          <w:rFonts w:ascii="Times New Roman" w:hAnsi="Times New Roman" w:eastAsia="Times New Roman" w:cs="Times New Roman"/>
-        </w:rPr>
-        <w:t xml:space="preserve"> </w:t>
-      </w:r>
-      <w:r>
-        <w:rPr>
-          <w:rFonts w:ascii="Times New Roman" w:hAnsi="Times New Roman" w:eastAsia="Times New Roman" w:cs="Times New Roman"/>
-        </w:rPr>
-        <w:t xml:space="preserve">- </w:t>
-      </w:r>
-    </w:p>
-    <w:p>
-      <w:pPr>
-        <w:pStyle w:val="BodyText"/>
-        <w:ind w:left="480" w:hanging="480"/>
-        <w:spacing w:before="0" w:after="0"/>
-      </w:pPr>
-      <w:r>
-        <w:rPr>
-          <w:rFonts w:ascii="Times New Roman" w:hAnsi="Times New Roman" w:eastAsia="Times New Roman" w:cs="Times New Roman"/>
-        </w:rPr>
-        <w:t xml:space="preserve">C. a、b、c </w:t>
-      </w:r>
-      <w:r>
-        <w:rPr>
-          <w:rFonts w:hint="eastAsia" w:ascii="Times New Roman" w:hAnsi="Times New Roman" w:eastAsia="FangSong" w:cs="Times New Roman"/>
-        </w:rPr>
-        <w:t xml:space="preserve">都不变</w:t>
-      </w:r>
-      <w:r>
-        <w:rPr>
-          <w:rFonts w:ascii="Times New Roman" w:hAnsi="Times New Roman" w:eastAsia="Times New Roman" w:cs="Times New Roman"/>
-        </w:rPr>
-        <w:t xml:space="preserve">　　</w:t>
-      </w:r>
-    </w:p>
-    <w:p>
-      <w:pPr>
-        <w:pStyle w:val="BodyText"/>
-        <w:ind w:left="480" w:hanging="480"/>
-        <w:spacing w:before="0" w:after="180"/>
       </w:pPr>
       <w:r>
         <w:rPr>
@@ -585,8 +585,8 @@
     <w:p>
       <w:pPr>
         <w:pStyle w:val="BodyText"/>
+        <w:spacing w:before="0" w:after="0"/>
         <w:ind w:left="480" w:hanging="480"/>
-        <w:spacing w:after="0"/>
       </w:pPr>
       <w:r>
         <w:rPr>
@@ -798,14 +798,141 @@
     <w:p>
       <w:pPr>
         <w:pStyle w:val="BodyText"/>
+        <w:spacing w:before="0" w:after="0"/>
         <w:ind w:left="480" w:hanging="480"/>
+      </w:pPr>
+      <w:r>
+        <w:rPr>
+          <w:rFonts w:ascii="Times New Roman" w:hAnsi="Times New Roman" w:eastAsia="Times New Roman" w:cs="Times New Roman"/>
+        </w:rPr>
+        <w:t xml:space="preserve">A. </w:t>
+      </w:r>
+      <w:r>
+        <w:rPr>
+          <w:rFonts w:hint="eastAsia" w:ascii="Times New Roman" w:hAnsi="Times New Roman" w:eastAsia="FangSong" w:cs="Times New Roman"/>
+        </w:rPr>
+        <w:t xml:space="preserve">如果</w:t>
+      </w:r>
+      <w:r>
+        <w:rPr>
+          <w:rFonts w:ascii="Times New Roman" w:hAnsi="Times New Roman" w:eastAsia="Times New Roman" w:cs="Times New Roman"/>
+        </w:rPr>
+        <w:t xml:space="preserve"> M </w:t>
+      </w:r>
+      <w:r>
+        <w:rPr>
+          <w:rFonts w:hint="eastAsia" w:ascii="Times New Roman" w:hAnsi="Times New Roman" w:eastAsia="FangSong" w:cs="Times New Roman"/>
+        </w:rPr>
+        <w:t>呈强酸性</w:t>
+      </w:r>
+      <w:r>
+        <w:rPr>
+          <w:rFonts w:hint="eastAsia" w:ascii="Times New Roman" w:hAnsi="Times New Roman" w:eastAsia="Times New Roman" w:cs="Times New Roman"/>
+        </w:rPr>
+        <w:t>，</w:t>
+      </w:r>
+      <w:r>
+        <w:rPr>
+          <w:rFonts w:hint="eastAsia" w:ascii="Times New Roman" w:hAnsi="Times New Roman" w:eastAsia="FangSong" w:cs="Times New Roman"/>
+        </w:rPr>
+        <w:t>则</w:t>
+      </w:r>
+      <w:r>
+        <w:rPr>
+          <w:rFonts w:ascii="Times New Roman" w:hAnsi="Times New Roman" w:eastAsia="Times New Roman" w:cs="Times New Roman"/>
+        </w:rPr>
+        <w:t xml:space="preserve"> N </w:t>
+      </w:r>
+      <w:r>
+        <w:rPr>
+          <w:rFonts w:hint="eastAsia" w:ascii="Times New Roman" w:hAnsi="Times New Roman" w:eastAsia="FangSong" w:cs="Times New Roman"/>
+        </w:rPr>
+        <w:t xml:space="preserve">中可能同时含有</w:t>
+      </w:r>
+      <w:r>
+        <w:rPr>
+          <w:rFonts w:ascii="Times New Roman" w:hAnsi="Times New Roman" w:eastAsia="Times New Roman" w:cs="Times New Roman"/>
+        </w:rPr>
+        <w:t xml:space="preserve"> NO</w:t>
+      </w:r>
+      <w:r>
+        <w:rPr>
+          <w:rFonts w:ascii="Times New Roman" w:hAnsi="Times New Roman" w:eastAsia="Times New Roman" w:cs="Times New Roman"/>
+          <w:vertAlign w:val="subscript"/>
+        </w:rPr>
+        <w:t>3</w:t>
+      </w:r>
+      <w:r>
+        <w:rPr>
+          <w:rFonts w:ascii="Times New Roman" w:hAnsi="Times New Roman" w:eastAsia="Times New Roman" w:cs="Times New Roman"/>
+          <w:vertAlign w:val="superscript"/>
+        </w:rPr>
+        <w:t>-</w:t>
+      </w:r>
+      <w:r>
+        <w:rPr>
+          <w:rFonts w:ascii="Times New Roman" w:hAnsi="Times New Roman" w:eastAsia="Times New Roman" w:cs="Times New Roman"/>
+        </w:rPr>
+        <w:t>、SO</w:t>
+      </w:r>
+      <w:r>
+        <w:rPr>
+          <w:rFonts w:ascii="Times New Roman" w:hAnsi="Times New Roman" w:eastAsia="Times New Roman" w:cs="Times New Roman"/>
+          <w:vertAlign w:val="subscript"/>
+        </w:rPr>
+        <w:t>3</w:t>
+      </w:r>
+      <w:r>
+        <w:rPr>
+          <w:rFonts w:ascii="Times New Roman" w:hAnsi="Times New Roman" w:eastAsia="Times New Roman" w:cs="Times New Roman"/>
+          <w:vertAlign w:val="superscript"/>
+        </w:rPr>
+        <w:t>2-</w:t>
+      </w:r>
+      <w:r>
+        <w:rPr>
+          <w:rFonts w:ascii="Times New Roman" w:hAnsi="Times New Roman" w:eastAsia="Times New Roman" w:cs="Times New Roman"/>
+        </w:rPr>
+        <w:t>、CO</w:t>
+      </w:r>
+      <w:r>
+        <w:rPr>
+          <w:rFonts w:ascii="Times New Roman" w:hAnsi="Times New Roman" w:eastAsia="Times New Roman" w:cs="Times New Roman"/>
+          <w:vertAlign w:val="subscript"/>
+        </w:rPr>
+        <w:t>3</w:t>
+      </w:r>
+      <w:r>
+        <w:rPr>
+          <w:rFonts w:ascii="Times New Roman" w:hAnsi="Times New Roman" w:eastAsia="Times New Roman" w:cs="Times New Roman"/>
+          <w:vertAlign w:val="superscript"/>
+        </w:rPr>
+        <w:t>2-</w:t>
+      </w:r>
+      <w:r>
+        <w:rPr>
+          <w:rFonts w:ascii="Times New Roman" w:hAnsi="Times New Roman" w:eastAsia="Times New Roman" w:cs="Times New Roman"/>
+        </w:rPr>
+        <w:t xml:space="preserve"> </w:t>
+      </w:r>
+      <w:r>
+        <w:rPr>
+          <w:rFonts w:ascii="Times New Roman" w:hAnsi="Times New Roman" w:eastAsia="Times New Roman" w:cs="Times New Roman"/>
+        </w:rPr>
+        <w:t xml:space="preserve">- </w:t>
+      </w:r>
+    </w:p>
+    <w:p>
+      <w:pPr>
+        <w:pStyle w:val="BodyText"/>
         <w:spacing w:before="0" w:after="0"/>
-      </w:pPr>
-      <w:r>
-        <w:rPr>
-          <w:rFonts w:ascii="Times New Roman" w:hAnsi="Times New Roman" w:eastAsia="Times New Roman" w:cs="Times New Roman"/>
-        </w:rPr>
-        <w:t xml:space="preserve">A. </w:t>
+        <w:ind w:left="480" w:hanging="480"/>
+      </w:pPr>
+      <w:r>
+        <w:rPr>
+          <w:rFonts w:ascii="Times New Roman" w:hAnsi="Times New Roman" w:eastAsia="Times New Roman" w:cs="Times New Roman"/>
+        </w:rPr>
+        <w:t xml:space="preserve">B. </w:t>
       </w:r>
       <w:r>
         <w:rPr>
@@ -823,7 +950,7 @@
         <w:rPr>
           <w:rFonts w:hint="eastAsia" w:ascii="Times New Roman" w:hAnsi="Times New Roman" w:eastAsia="FangSong" w:cs="Times New Roman"/>
         </w:rPr>
-        <w:t>呈强酸性</w:t>
+        <w:t>呈强碱性</w:t>
       </w:r>
       <w:r>
         <w:rPr>
@@ -853,13 +980,152 @@
         <w:rPr>
           <w:rFonts w:ascii="Times New Roman" w:hAnsi="Times New Roman" w:eastAsia="Times New Roman" w:cs="Times New Roman"/>
         </w:rPr>
-        <w:t xml:space="preserve"> NO</w:t>
+        <w:t xml:space="preserve"> Al</w:t>
+      </w:r>
+      <w:r>
+        <w:rPr>
+          <w:rFonts w:ascii="Times New Roman" w:hAnsi="Times New Roman" w:eastAsia="Times New Roman" w:cs="Times New Roman"/>
+          <w:vertAlign w:val="superscript"/>
+        </w:rPr>
+        <w:t>3+</w:t>
+      </w:r>
+      <w:r>
+        <w:rPr>
+          <w:rFonts w:ascii="Times New Roman" w:hAnsi="Times New Roman" w:eastAsia="Times New Roman" w:cs="Times New Roman"/>
+        </w:rPr>
+        <w:t>、SO</w:t>
       </w:r>
       <w:r>
         <w:rPr>
           <w:rFonts w:ascii="Times New Roman" w:hAnsi="Times New Roman" w:eastAsia="Times New Roman" w:cs="Times New Roman"/>
           <w:vertAlign w:val="subscript"/>
         </w:rPr>
+        <w:t>4</w:t>
+      </w:r>
+      <w:r>
+        <w:rPr>
+          <w:rFonts w:ascii="Times New Roman" w:hAnsi="Times New Roman" w:eastAsia="Times New Roman" w:cs="Times New Roman"/>
+          <w:vertAlign w:val="superscript"/>
+        </w:rPr>
+        <w:t>2-</w:t>
+      </w:r>
+      <w:r>
+        <w:rPr>
+          <w:rFonts w:ascii="Times New Roman" w:hAnsi="Times New Roman" w:eastAsia="Times New Roman" w:cs="Times New Roman"/>
+        </w:rPr>
+        <w:t>、Cl</w:t>
+      </w:r>
+      <w:r>
+        <w:rPr>
+          <w:rFonts w:ascii="Times New Roman" w:hAnsi="Times New Roman" w:eastAsia="Times New Roman" w:cs="Times New Roman"/>
+          <w:vertAlign w:val="superscript"/>
+        </w:rPr>
+        <w:t>-</w:t>
+      </w:r>
+      <w:r>
+        <w:rPr>
+          <w:rFonts w:ascii="Times New Roman" w:hAnsi="Times New Roman" w:eastAsia="Times New Roman" w:cs="Times New Roman"/>
+        </w:rPr>
+        <w:t xml:space="preserve"> </w:t>
+      </w:r>
+      <w:r>
+        <w:rPr>
+          <w:rFonts w:ascii="Times New Roman" w:hAnsi="Times New Roman" w:eastAsia="Times New Roman" w:cs="Times New Roman"/>
+        </w:rPr>
+        <w:t xml:space="preserve">- </w:t>
+      </w:r>
+    </w:p>
+    <w:p>
+      <w:pPr>
+        <w:pStyle w:val="BodyText"/>
+        <w:spacing w:before="0" w:after="0"/>
+        <w:ind w:left="480" w:hanging="480"/>
+      </w:pPr>
+      <w:r>
+        <w:rPr>
+          <w:rFonts w:ascii="Times New Roman" w:hAnsi="Times New Roman" w:eastAsia="Times New Roman" w:cs="Times New Roman"/>
+        </w:rPr>
+        <w:t xml:space="preserve">C. </w:t>
+      </w:r>
+      <w:r>
+        <w:rPr>
+          <w:rFonts w:hint="eastAsia" w:ascii="Times New Roman" w:hAnsi="Times New Roman" w:eastAsia="FangSong" w:cs="Times New Roman"/>
+        </w:rPr>
+        <w:t xml:space="preserve">如果</w:t>
+      </w:r>
+      <w:r>
+        <w:rPr>
+          <w:rFonts w:ascii="Times New Roman" w:hAnsi="Times New Roman" w:eastAsia="Times New Roman" w:cs="Times New Roman"/>
+        </w:rPr>
+        <w:t xml:space="preserve"> M </w:t>
+      </w:r>
+      <w:r>
+        <w:rPr>
+          <w:rFonts w:hint="eastAsia" w:ascii="Times New Roman" w:hAnsi="Times New Roman" w:eastAsia="FangSong" w:cs="Times New Roman"/>
+        </w:rPr>
+        <w:t>具有强还原性</w:t>
+      </w:r>
+      <w:r>
+        <w:rPr>
+          <w:rFonts w:hint="eastAsia" w:ascii="Times New Roman" w:hAnsi="Times New Roman" w:eastAsia="Times New Roman" w:cs="Times New Roman"/>
+        </w:rPr>
+        <w:t>，</w:t>
+      </w:r>
+      <w:r>
+        <w:rPr>
+          <w:rFonts w:hint="eastAsia" w:ascii="Times New Roman" w:hAnsi="Times New Roman" w:eastAsia="FangSong" w:cs="Times New Roman"/>
+        </w:rPr>
+        <w:t>则</w:t>
+      </w:r>
+      <w:r>
+        <w:rPr>
+          <w:rFonts w:ascii="Times New Roman" w:hAnsi="Times New Roman" w:eastAsia="Times New Roman" w:cs="Times New Roman"/>
+        </w:rPr>
+        <w:t xml:space="preserve"> N </w:t>
+      </w:r>
+      <w:r>
+        <w:rPr>
+          <w:rFonts w:hint="eastAsia" w:ascii="Times New Roman" w:hAnsi="Times New Roman" w:eastAsia="FangSong" w:cs="Times New Roman"/>
+        </w:rPr>
+        <w:t xml:space="preserve">中一定同时含有</w:t>
+      </w:r>
+      <w:r>
+        <w:rPr>
+          <w:rFonts w:ascii="Times New Roman" w:hAnsi="Times New Roman" w:eastAsia="Times New Roman" w:cs="Times New Roman"/>
+        </w:rPr>
+        <w:t xml:space="preserve"> H</w:t>
+      </w:r>
+      <w:r>
+        <w:rPr>
+          <w:rFonts w:ascii="Times New Roman" w:hAnsi="Times New Roman" w:eastAsia="Times New Roman" w:cs="Times New Roman"/>
+          <w:vertAlign w:val="superscript"/>
+        </w:rPr>
+        <w:t>+</w:t>
+      </w:r>
+      <w:r>
+        <w:rPr>
+          <w:rFonts w:ascii="Times New Roman" w:hAnsi="Times New Roman" w:eastAsia="Times New Roman" w:cs="Times New Roman"/>
+        </w:rPr>
+        <w:t>、OH</w:t>
+      </w:r>
+      <w:r>
+        <w:rPr>
+          <w:rFonts w:ascii="Times New Roman" w:hAnsi="Times New Roman" w:eastAsia="Times New Roman" w:cs="Times New Roman"/>
+          <w:vertAlign w:val="superscript"/>
+        </w:rPr>
+        <w:t>-</w:t>
+      </w:r>
+      <w:r>
+        <w:rPr>
+          <w:rFonts w:ascii="Times New Roman" w:hAnsi="Times New Roman" w:eastAsia="Times New Roman" w:cs="Times New Roman"/>
+        </w:rPr>
+        <w:t>、SO</w:t>
+      </w:r>
+      <w:r>
+        <w:rPr>
+          <w:rFonts w:ascii="Times New Roman" w:hAnsi="Times New Roman" w:eastAsia="Times New Roman" w:cs="Times New Roman"/>
+          <w:vertAlign w:val="subscript"/>
+        </w:rPr>
         <w:t>3</w:t>
       </w:r>
       <w:r>
@@ -867,52 +1133,12 @@
           <w:rFonts w:ascii="Times New Roman" w:hAnsi="Times New Roman" w:eastAsia="Times New Roman" w:cs="Times New Roman"/>
           <w:vertAlign w:val="superscript"/>
         </w:rPr>
-        <w:t>-</w:t>
-      </w:r>
-      <w:r>
-        <w:rPr>
-          <w:rFonts w:ascii="Times New Roman" w:hAnsi="Times New Roman" w:eastAsia="Times New Roman" w:cs="Times New Roman"/>
-        </w:rPr>
-        <w:t>、SO</w:t>
-      </w:r>
-      <w:r>
-        <w:rPr>
-          <w:rFonts w:ascii="Times New Roman" w:hAnsi="Times New Roman" w:eastAsia="Times New Roman" w:cs="Times New Roman"/>
-          <w:vertAlign w:val="subscript"/>
-        </w:rPr>
-        <w:t>3</w:t>
-      </w:r>
-      <w:r>
-        <w:rPr>
-          <w:rFonts w:ascii="Times New Roman" w:hAnsi="Times New Roman" w:eastAsia="Times New Roman" w:cs="Times New Roman"/>
-          <w:vertAlign w:val="superscript"/>
-        </w:rPr>
         <w:t>2-</w:t>
       </w:r>
       <w:r>
         <w:rPr>
           <w:rFonts w:ascii="Times New Roman" w:hAnsi="Times New Roman" w:eastAsia="Times New Roman" w:cs="Times New Roman"/>
         </w:rPr>
-        <w:t>、CO</w:t>
-      </w:r>
-      <w:r>
-        <w:rPr>
-          <w:rFonts w:ascii="Times New Roman" w:hAnsi="Times New Roman" w:eastAsia="Times New Roman" w:cs="Times New Roman"/>
-          <w:vertAlign w:val="subscript"/>
-        </w:rPr>
-        <w:t>3</w:t>
-      </w:r>
-      <w:r>
-        <w:rPr>
-          <w:rFonts w:ascii="Times New Roman" w:hAnsi="Times New Roman" w:eastAsia="Times New Roman" w:cs="Times New Roman"/>
-          <w:vertAlign w:val="superscript"/>
-        </w:rPr>
-        <w:t>2-</w:t>
-      </w:r>
-      <w:r>
-        <w:rPr>
-          <w:rFonts w:ascii="Times New Roman" w:hAnsi="Times New Roman" w:eastAsia="Times New Roman" w:cs="Times New Roman"/>
-        </w:rPr>
         <w:t xml:space="preserve"> </w:t>
       </w:r>
       <w:r>
@@ -925,234 +1151,8 @@
     <w:p>
       <w:pPr>
         <w:pStyle w:val="BodyText"/>
+        <w:spacing w:before="0" w:after="0"/>
         <w:ind w:left="480" w:hanging="480"/>
-        <w:spacing w:before="0" w:after="0"/>
-      </w:pPr>
-      <w:r>
-        <w:rPr>
-          <w:rFonts w:ascii="Times New Roman" w:hAnsi="Times New Roman" w:eastAsia="Times New Roman" w:cs="Times New Roman"/>
-        </w:rPr>
-        <w:t xml:space="preserve">B. </w:t>
-      </w:r>
-      <w:r>
-        <w:rPr>
-          <w:rFonts w:hint="eastAsia" w:ascii="Times New Roman" w:hAnsi="Times New Roman" w:eastAsia="FangSong" w:cs="Times New Roman"/>
-        </w:rPr>
-        <w:t xml:space="preserve">如果</w:t>
-      </w:r>
-      <w:r>
-        <w:rPr>
-          <w:rFonts w:ascii="Times New Roman" w:hAnsi="Times New Roman" w:eastAsia="Times New Roman" w:cs="Times New Roman"/>
-        </w:rPr>
-        <w:t xml:space="preserve"> M </w:t>
-      </w:r>
-      <w:r>
-        <w:rPr>
-          <w:rFonts w:hint="eastAsia" w:ascii="Times New Roman" w:hAnsi="Times New Roman" w:eastAsia="FangSong" w:cs="Times New Roman"/>
-        </w:rPr>
-        <w:t>呈强碱性</w:t>
-      </w:r>
-      <w:r>
-        <w:rPr>
-          <w:rFonts w:hint="eastAsia" w:ascii="Times New Roman" w:hAnsi="Times New Roman" w:eastAsia="Times New Roman" w:cs="Times New Roman"/>
-        </w:rPr>
-        <w:t>，</w:t>
-      </w:r>
-      <w:r>
-        <w:rPr>
-          <w:rFonts w:hint="eastAsia" w:ascii="Times New Roman" w:hAnsi="Times New Roman" w:eastAsia="FangSong" w:cs="Times New Roman"/>
-        </w:rPr>
-        <w:t>则</w:t>
-      </w:r>
-      <w:r>
-        <w:rPr>
-          <w:rFonts w:ascii="Times New Roman" w:hAnsi="Times New Roman" w:eastAsia="Times New Roman" w:cs="Times New Roman"/>
-        </w:rPr>
-        <w:t xml:space="preserve"> N </w:t>
-      </w:r>
-      <w:r>
-        <w:rPr>
-          <w:rFonts w:hint="eastAsia" w:ascii="Times New Roman" w:hAnsi="Times New Roman" w:eastAsia="FangSong" w:cs="Times New Roman"/>
-        </w:rPr>
-        <w:t xml:space="preserve">中可能同时含有</w:t>
-      </w:r>
-      <w:r>
-        <w:rPr>
-          <w:rFonts w:ascii="Times New Roman" w:hAnsi="Times New Roman" w:eastAsia="Times New Roman" w:cs="Times New Roman"/>
-        </w:rPr>
-        <w:t xml:space="preserve"> Al</w:t>
-      </w:r>
-      <w:r>
-        <w:rPr>
-          <w:rFonts w:ascii="Times New Roman" w:hAnsi="Times New Roman" w:eastAsia="Times New Roman" w:cs="Times New Roman"/>
-          <w:vertAlign w:val="superscript"/>
-        </w:rPr>
-        <w:t>3+</w:t>
-      </w:r>
-      <w:r>
-        <w:rPr>
-          <w:rFonts w:ascii="Times New Roman" w:hAnsi="Times New Roman" w:eastAsia="Times New Roman" w:cs="Times New Roman"/>
-        </w:rPr>
-        <w:t>、SO</w:t>
-      </w:r>
-      <w:r>
-        <w:rPr>
-          <w:rFonts w:ascii="Times New Roman" w:hAnsi="Times New Roman" w:eastAsia="Times New Roman" w:cs="Times New Roman"/>
-          <w:vertAlign w:val="subscript"/>
-        </w:rPr>
-        <w:t>4</w:t>
-      </w:r>
-      <w:r>
-        <w:rPr>
-          <w:rFonts w:ascii="Times New Roman" w:hAnsi="Times New Roman" w:eastAsia="Times New Roman" w:cs="Times New Roman"/>
-          <w:vertAlign w:val="superscript"/>
-        </w:rPr>
-        <w:t>2-</w:t>
-      </w:r>
-      <w:r>
-        <w:rPr>
-          <w:rFonts w:ascii="Times New Roman" w:hAnsi="Times New Roman" w:eastAsia="Times New Roman" w:cs="Times New Roman"/>
-        </w:rPr>
-        <w:t>、Cl</w:t>
-      </w:r>
-      <w:r>
-        <w:rPr>
-          <w:rFonts w:ascii="Times New Roman" w:hAnsi="Times New Roman" w:eastAsia="Times New Roman" w:cs="Times New Roman"/>
-          <w:vertAlign w:val="superscript"/>
-        </w:rPr>
-        <w:t>-</w:t>
-      </w:r>
-      <w:r>
-        <w:rPr>
-          <w:rFonts w:ascii="Times New Roman" w:hAnsi="Times New Roman" w:eastAsia="Times New Roman" w:cs="Times New Roman"/>
-        </w:rPr>
-        <w:t xml:space="preserve"> </w:t>
-      </w:r>
-      <w:r>
-        <w:rPr>
-          <w:rFonts w:ascii="Times New Roman" w:hAnsi="Times New Roman" w:eastAsia="Times New Roman" w:cs="Times New Roman"/>
-        </w:rPr>
-        <w:t xml:space="preserve">- </w:t>
-      </w:r>
-    </w:p>
-    <w:p>
-      <w:pPr>
-        <w:pStyle w:val="BodyText"/>
-        <w:ind w:left="480" w:hanging="480"/>
-        <w:spacing w:before="0" w:after="0"/>
-      </w:pPr>
-      <w:r>
-        <w:rPr>
-          <w:rFonts w:ascii="Times New Roman" w:hAnsi="Times New Roman" w:eastAsia="Times New Roman" w:cs="Times New Roman"/>
-        </w:rPr>
-        <w:t xml:space="preserve">C. </w:t>
-      </w:r>
-      <w:r>
-        <w:rPr>
-          <w:rFonts w:hint="eastAsia" w:ascii="Times New Roman" w:hAnsi="Times New Roman" w:eastAsia="FangSong" w:cs="Times New Roman"/>
-        </w:rPr>
-        <w:t xml:space="preserve">如果</w:t>
-      </w:r>
-      <w:r>
-        <w:rPr>
-          <w:rFonts w:ascii="Times New Roman" w:hAnsi="Times New Roman" w:eastAsia="Times New Roman" w:cs="Times New Roman"/>
-        </w:rPr>
-        <w:t xml:space="preserve"> M </w:t>
-      </w:r>
-      <w:r>
-        <w:rPr>
-          <w:rFonts w:hint="eastAsia" w:ascii="Times New Roman" w:hAnsi="Times New Roman" w:eastAsia="FangSong" w:cs="Times New Roman"/>
-        </w:rPr>
-        <w:t>具有强还原性</w:t>
-      </w:r>
-      <w:r>
-        <w:rPr>
-          <w:rFonts w:hint="eastAsia" w:ascii="Times New Roman" w:hAnsi="Times New Roman" w:eastAsia="Times New Roman" w:cs="Times New Roman"/>
-        </w:rPr>
-        <w:t>，</w:t>
-      </w:r>
-      <w:r>
-        <w:rPr>
-          <w:rFonts w:hint="eastAsia" w:ascii="Times New Roman" w:hAnsi="Times New Roman" w:eastAsia="FangSong" w:cs="Times New Roman"/>
-        </w:rPr>
-        <w:t>则</w:t>
-      </w:r>
-      <w:r>
-        <w:rPr>
-          <w:rFonts w:ascii="Times New Roman" w:hAnsi="Times New Roman" w:eastAsia="Times New Roman" w:cs="Times New Roman"/>
-        </w:rPr>
-        <w:t xml:space="preserve"> N </w:t>
-      </w:r>
-      <w:r>
-        <w:rPr>
-          <w:rFonts w:hint="eastAsia" w:ascii="Times New Roman" w:hAnsi="Times New Roman" w:eastAsia="FangSong" w:cs="Times New Roman"/>
-        </w:rPr>
-        <w:t xml:space="preserve">中一定同时含有</w:t>
-      </w:r>
-      <w:r>
-        <w:rPr>
-          <w:rFonts w:ascii="Times New Roman" w:hAnsi="Times New Roman" w:eastAsia="Times New Roman" w:cs="Times New Roman"/>
-        </w:rPr>
-        <w:t xml:space="preserve"> H</w:t>
-      </w:r>
-      <w:r>
-        <w:rPr>
-          <w:rFonts w:ascii="Times New Roman" w:hAnsi="Times New Roman" w:eastAsia="Times New Roman" w:cs="Times New Roman"/>
-          <w:vertAlign w:val="superscript"/>
-        </w:rPr>
-        <w:t>+</w:t>
-      </w:r>
-      <w:r>
-        <w:rPr>
-          <w:rFonts w:ascii="Times New Roman" w:hAnsi="Times New Roman" w:eastAsia="Times New Roman" w:cs="Times New Roman"/>
-        </w:rPr>
-        <w:t>、OH</w:t>
-      </w:r>
-      <w:r>
-        <w:rPr>
-          <w:rFonts w:ascii="Times New Roman" w:hAnsi="Times New Roman" w:eastAsia="Times New Roman" w:cs="Times New Roman"/>
-          <w:vertAlign w:val="superscript"/>
-        </w:rPr>
-        <w:t>-</w:t>
-      </w:r>
-      <w:r>
-        <w:rPr>
-          <w:rFonts w:ascii="Times New Roman" w:hAnsi="Times New Roman" w:eastAsia="Times New Roman" w:cs="Times New Roman"/>
-        </w:rPr>
-        <w:t>、SO</w:t>
-      </w:r>
-      <w:r>
-        <w:rPr>
-          <w:rFonts w:ascii="Times New Roman" w:hAnsi="Times New Roman" w:eastAsia="Times New Roman" w:cs="Times New Roman"/>
-          <w:vertAlign w:val="subscript"/>
-        </w:rPr>
-        <w:t>3</w:t>
-      </w:r>
-      <w:r>
-        <w:rPr>
-          <w:rFonts w:ascii="Times New Roman" w:hAnsi="Times New Roman" w:eastAsia="Times New Roman" w:cs="Times New Roman"/>
-          <w:vertAlign w:val="superscript"/>
-        </w:rPr>
-        <w:t>2-</w:t>
-      </w:r>
-      <w:r>
-        <w:rPr>
-          <w:rFonts w:ascii="Times New Roman" w:hAnsi="Times New Roman" w:eastAsia="Times New Roman" w:cs="Times New Roman"/>
-        </w:rPr>
-        <w:t xml:space="preserve"> </w:t>
-      </w:r>
-      <w:r>
-        <w:rPr>
-          <w:rFonts w:ascii="Times New Roman" w:hAnsi="Times New Roman" w:eastAsia="Times New Roman" w:cs="Times New Roman"/>
-        </w:rPr>
-        <w:t xml:space="preserve">- </w:t>
-      </w:r>
-    </w:p>
-    <w:p>
-      <w:pPr>
-        <w:pStyle w:val="BodyText"/>
-        <w:ind w:left="480" w:hanging="480"/>
-        <w:spacing w:before="0" w:after="180"/>
       </w:pPr>
       <w:r>
         <w:rPr>
@@ -1685,6 +1685,7 @@
     <w:p>
       <w:pPr>
         <w:pStyle w:val="Compact"/>
+        <w:spacing w:before="0" w:after="0"/>
       </w:pPr>
       <w:r>
         <w:rPr>
@@ -1764,6 +1765,7 @@
     <w:p>
       <w:pPr>
         <w:pStyle w:val="Compact"/>
+        <w:spacing w:before="0" w:after="0"/>
       </w:pPr>
       <w:r>
         <w:rPr>
@@ -1837,6 +1839,7 @@
     <w:p>
       <w:pPr>
         <w:pStyle w:val="Compact"/>
+        <w:spacing w:before="0" w:after="0"/>
       </w:pPr>
       <w:r>
         <w:rPr>
@@ -1952,6 +1955,7 @@
     <w:p>
       <w:pPr>
         <w:pStyle w:val="Compact"/>
+        <w:spacing w:before="0" w:after="0"/>
       </w:pPr>
       <w:r>
         <w:rPr>
@@ -2544,6 +2548,7 @@
     <w:p>
       <w:pPr>
         <w:pStyle w:val="Compact"/>
+        <w:spacing w:before="0" w:after="0"/>
       </w:pPr>
       <w:r>
         <w:rPr>
@@ -2610,6 +2615,7 @@
     <w:p>
       <w:pPr>
         <w:pStyle w:val="Compact"/>
+        <w:spacing w:before="0" w:after="0"/>
       </w:pPr>
       <w:r>
         <w:rPr>
@@ -2685,6 +2691,7 @@
     <w:p>
       <w:pPr>
         <w:pStyle w:val="Compact"/>
+        <w:spacing w:before="0" w:after="0"/>
       </w:pPr>
       <w:r>
         <w:rPr>
@@ -2751,6 +2758,7 @@
     <w:p>
       <w:pPr>
         <w:pStyle w:val="Compact"/>
+        <w:spacing w:before="0" w:after="0"/>
       </w:pPr>
       <w:r>
         <w:rPr>
@@ -3179,6 +3187,14 @@
       <w:tblPr>
         <w:tblStyle w:val="Table"/>
         <w:tblW w:type="auto" w:w="0"/>
+        <w:tblBorders>
+          <w:top w:val="single" w:sz="12" w:space="0" w:color="000000"/>
+          <w:left w:val="none" w:sz="0" w:space="0" w:color="auto"/>
+          <w:bottom w:val="single" w:sz="12" w:space="0" w:color="000000"/>
+          <w:right w:val="none" w:sz="0" w:space="0" w:color="auto"/>
+          <w:insideH w:val="none" w:sz="0" w:space="0" w:color="auto"/>
+          <w:insideV w:val="none" w:sz="0" w:space="0" w:color="auto"/>
+        </w:tblBorders>
         <w:tblLook w:firstRow="1" w:lastRow="0" w:firstColumn="0" w:lastColumn="0" w:noHBand="0" w:noVBand="0" w:val="0020"/>
       </w:tblPr>
       <w:tblGrid>
@@ -3192,7 +3208,11 @@
           <w:tblHeader w:val="on"/>
         </w:trPr>
         <w:tc>
-          <w:tcPr/>
+          <w:tcPr>
+            <w:tcBorders>
+              <w:bottom w:val="single" w:sz="8" w:space="0" w:color="000000"/>
+            </w:tcBorders>
+          </w:tcPr>
           <w:p>
             <w:pPr>
               <w:pStyle w:val="Compact"/>
@@ -3238,7 +3258,11 @@
           </w:p>
         </w:tc>
         <w:tc>
-          <w:tcPr/>
+          <w:tcPr>
+            <w:tcBorders>
+              <w:bottom w:val="single" w:sz="8" w:space="0" w:color="000000"/>
+            </w:tcBorders>
+          </w:tcPr>
           <w:p>
             <w:pPr>
               <w:pStyle w:val="Compact"/>
@@ -3269,7 +3293,11 @@
           </w:p>
         </w:tc>
         <w:tc>
-          <w:tcPr/>
+          <w:tcPr>
+            <w:tcBorders>
+              <w:bottom w:val="single" w:sz="8" w:space="0" w:color="000000"/>
+            </w:tcBorders>
+          </w:tcPr>
           <w:p>
             <w:pPr>
               <w:pStyle w:val="Compact"/>
@@ -3315,7 +3343,11 @@
           </w:p>
         </w:tc>
         <w:tc>
-          <w:tcPr/>
+          <w:tcPr>
+            <w:tcBorders>
+              <w:bottom w:val="single" w:sz="8" w:space="0" w:color="000000"/>
+            </w:tcBorders>
+          </w:tcPr>
           <w:p>
             <w:pPr>
               <w:pStyle w:val="Compact"/>
@@ -3474,9 +3506,8 @@
     <w:p>
       <w:pPr>
         <w:pStyle w:val="Compact"/>
-        <w:spacing w:before="120"/>
+        <w:spacing w:before="0" w:after="0"/>
         <w:ind w:left="480" w:hanging="480"/>
-        <w:spacing w:after="0"/>
       </w:pPr>
       <w:r>
         <w:rPr>
@@ -3500,21 +3531,45 @@
     <w:p>
       <w:pPr>
         <w:pStyle w:val="Compact"/>
-        <w:spacing w:before="120"/>
+        <w:spacing w:before="0" w:after="0"/>
         <w:ind w:left="480" w:hanging="480"/>
+      </w:pPr>
+      <w:r>
+        <w:rPr>
+          <w:rFonts w:ascii="Times New Roman" w:hAnsi="Times New Roman" w:eastAsia="Times New Roman" w:cs="Times New Roman"/>
+        </w:rPr>
+        <w:t xml:space="preserve">B. </w:t>
+      </w:r>
+      <w:r>
+        <w:rPr>
+          <w:rFonts w:hint="eastAsia" w:ascii="Times New Roman" w:hAnsi="Times New Roman" w:eastAsia="FangSong" w:cs="Times New Roman"/>
+        </w:rPr>
+        <w:t xml:space="preserve">二聚体</w:t>
+      </w:r>
+      <w:r>
+        <w:rPr>
+          <w:rFonts w:ascii="Times New Roman" w:hAnsi="Times New Roman" w:eastAsia="Times New Roman" w:cs="Times New Roman"/>
+        </w:rPr>
+        <w:t xml:space="preserve">　　</w:t>
+      </w:r>
+    </w:p>
+    <w:p>
+      <w:pPr>
+        <w:pStyle w:val="Compact"/>
         <w:spacing w:before="0" w:after="0"/>
-      </w:pPr>
-      <w:r>
-        <w:rPr>
-          <w:rFonts w:ascii="Times New Roman" w:hAnsi="Times New Roman" w:eastAsia="Times New Roman" w:cs="Times New Roman"/>
-        </w:rPr>
-        <w:t xml:space="preserve">B. </w:t>
-      </w:r>
-      <w:r>
-        <w:rPr>
-          <w:rFonts w:hint="eastAsia" w:ascii="Times New Roman" w:hAnsi="Times New Roman" w:eastAsia="FangSong" w:cs="Times New Roman"/>
-        </w:rPr>
-        <w:t xml:space="preserve">二聚体</w:t>
+        <w:ind w:left="480" w:hanging="480"/>
+      </w:pPr>
+      <w:r>
+        <w:rPr>
+          <w:rFonts w:ascii="Times New Roman" w:hAnsi="Times New Roman" w:eastAsia="Times New Roman" w:cs="Times New Roman"/>
+        </w:rPr>
+        <w:t xml:space="preserve">C. </w:t>
+      </w:r>
+      <w:r>
+        <w:rPr>
+          <w:rFonts w:hint="eastAsia" w:ascii="Times New Roman" w:hAnsi="Times New Roman" w:eastAsia="FangSong" w:cs="Times New Roman"/>
+        </w:rPr>
+        <w:t xml:space="preserve">三聚体</w:t>
       </w:r>
       <w:r>
         <w:rPr>
@@ -3526,35 +3581,8 @@
     <w:p>
       <w:pPr>
         <w:pStyle w:val="Compact"/>
-        <w:spacing w:before="120"/>
+        <w:spacing w:before="0" w:after="0"/>
         <w:ind w:left="480" w:hanging="480"/>
-        <w:spacing w:before="0" w:after="0"/>
-      </w:pPr>
-      <w:r>
-        <w:rPr>
-          <w:rFonts w:ascii="Times New Roman" w:hAnsi="Times New Roman" w:eastAsia="Times New Roman" w:cs="Times New Roman"/>
-        </w:rPr>
-        <w:t xml:space="preserve">C. </w:t>
-      </w:r>
-      <w:r>
-        <w:rPr>
-          <w:rFonts w:hint="eastAsia" w:ascii="Times New Roman" w:hAnsi="Times New Roman" w:eastAsia="FangSong" w:cs="Times New Roman"/>
-        </w:rPr>
-        <w:t xml:space="preserve">三聚体</w:t>
-      </w:r>
-      <w:r>
-        <w:rPr>
-          <w:rFonts w:ascii="Times New Roman" w:hAnsi="Times New Roman" w:eastAsia="Times New Roman" w:cs="Times New Roman"/>
-        </w:rPr>
-        <w:t xml:space="preserve">　　</w:t>
-      </w:r>
-    </w:p>
-    <w:p>
-      <w:pPr>
-        <w:pStyle w:val="Compact"/>
-        <w:spacing w:before="120"/>
-        <w:ind w:left="480" w:hanging="480"/>
-        <w:spacing w:before="0" w:after="36"/>
       </w:pPr>
       <w:r>
         <w:rPr>
@@ -4093,8 +4121,8 @@
     <w:p>
       <w:pPr>
         <w:pStyle w:val="BodyText"/>
+        <w:spacing w:before="0" w:after="0"/>
         <w:ind w:left="480" w:hanging="480"/>
-        <w:spacing w:after="0"/>
       </w:pPr>
       <w:r>
         <w:rPr>
@@ -4118,33 +4146,114 @@
     <w:p>
       <w:pPr>
         <w:pStyle w:val="BodyText"/>
+        <w:spacing w:before="0" w:after="0"/>
         <w:ind w:left="480" w:hanging="480"/>
+      </w:pPr>
+      <w:r>
+        <w:rPr>
+          <w:rFonts w:ascii="Times New Roman" w:hAnsi="Times New Roman" w:eastAsia="Times New Roman" w:cs="Times New Roman"/>
+        </w:rPr>
+        <w:t>A. H</w:t>
+      </w:r>
+      <w:r>
+        <w:rPr>
+          <w:rFonts w:ascii="Times New Roman" w:hAnsi="Times New Roman" w:eastAsia="Times New Roman" w:cs="Times New Roman"/>
+          <w:vertAlign w:val="subscript"/>
+        </w:rPr>
+        <w:t>2</w:t>
+      </w:r>
+      <w:r>
+        <w:rPr>
+          <w:rFonts w:ascii="Times New Roman" w:hAnsi="Times New Roman" w:eastAsia="Times New Roman" w:cs="Times New Roman"/>
+        </w:rPr>
+        <w:t xml:space="preserve">O </w:t>
+      </w:r>
+      <w:r>
+        <w:rPr>
+          <w:rFonts w:hint="eastAsia" w:ascii="Times New Roman" w:hAnsi="Times New Roman" w:eastAsia="FangSong" w:cs="Times New Roman"/>
+        </w:rPr>
+        <w:t xml:space="preserve">的沸点高于</w:t>
+      </w:r>
+      <w:r>
+        <w:rPr>
+          <w:rFonts w:ascii="Times New Roman" w:hAnsi="Times New Roman" w:eastAsia="Times New Roman" w:cs="Times New Roman"/>
+        </w:rPr>
+        <w:t xml:space="preserve"> </w:t>
+      </w:r>
+      <w:r>
+        <w:rPr>
+          <w:rFonts w:hint="eastAsia" w:ascii="Times New Roman" w:hAnsi="Times New Roman" w:eastAsia="Times New Roman" w:cs="Times New Roman"/>
+        </w:rPr>
+        <w:t>H</w:t>
+      </w:r>
+      <w:r>
+        <w:rPr>
+          <w:rFonts w:hint="eastAsia" w:ascii="Times New Roman" w:hAnsi="Times New Roman" w:eastAsia="Times New Roman" w:cs="Times New Roman"/>
+          <w:vertAlign w:val="subscript"/>
+        </w:rPr>
+        <w:t>2</w:t>
+      </w:r>
+      <w:r>
+        <w:rPr>
+          <w:rFonts w:hint="eastAsia" w:ascii="Times New Roman" w:hAnsi="Times New Roman" w:eastAsia="Times New Roman" w:cs="Times New Roman"/>
+        </w:rPr>
+        <w:t>S，</w:t>
+      </w:r>
+      <w:r>
+        <w:rPr>
+          <w:rFonts w:hint="eastAsia" w:ascii="Times New Roman" w:hAnsi="Times New Roman" w:eastAsia="FangSong" w:cs="Times New Roman"/>
+        </w:rPr>
+        <w:t>是因为</w:t>
+      </w:r>
+      <w:r>
+        <w:rPr>
+          <w:rFonts w:ascii="Times New Roman" w:hAnsi="Times New Roman" w:eastAsia="Times New Roman" w:cs="Times New Roman"/>
+        </w:rPr>
+        <w:t xml:space="preserve"> O </w:t>
+      </w:r>
+      <w:r>
+        <w:rPr>
+          <w:rFonts w:hint="eastAsia" w:ascii="Times New Roman" w:hAnsi="Times New Roman" w:eastAsia="FangSong" w:cs="Times New Roman"/>
+        </w:rPr>
+        <w:t xml:space="preserve">的非金属性大于</w:t>
+      </w:r>
+      <w:r>
+        <w:rPr>
+          <w:rFonts w:ascii="Times New Roman" w:hAnsi="Times New Roman" w:eastAsia="Times New Roman" w:cs="Times New Roman"/>
+        </w:rPr>
+        <w:t xml:space="preserve"> S</w:t>
+      </w:r>
+      <w:r>
+        <w:rPr>
+          <w:rFonts w:ascii="Times New Roman" w:hAnsi="Times New Roman" w:eastAsia="Times New Roman" w:cs="Times New Roman"/>
+        </w:rPr>
+        <w:t xml:space="preserve"> </w:t>
+      </w:r>
+      <w:r>
+        <w:rPr>
+          <w:rFonts w:ascii="Times New Roman" w:hAnsi="Times New Roman" w:eastAsia="Times New Roman" w:cs="Times New Roman"/>
+        </w:rPr>
+        <w:t>- </w:t>
+      </w:r>
+    </w:p>
+    <w:p>
+      <w:pPr>
+        <w:pStyle w:val="BodyText"/>
         <w:spacing w:before="0" w:after="0"/>
-      </w:pPr>
-      <w:r>
-        <w:rPr>
-          <w:rFonts w:ascii="Times New Roman" w:hAnsi="Times New Roman" w:eastAsia="Times New Roman" w:cs="Times New Roman"/>
-        </w:rPr>
-        <w:t>A. H</w:t>
+        <w:ind w:left="480" w:hanging="480"/>
+      </w:pPr>
+      <w:r>
+        <w:rPr>
+          <w:rFonts w:ascii="Times New Roman" w:hAnsi="Times New Roman" w:eastAsia="Times New Roman" w:cs="Times New Roman"/>
+        </w:rPr>
+        <w:t>B. NaHSO</w:t>
       </w:r>
       <w:r>
         <w:rPr>
           <w:rFonts w:ascii="Times New Roman" w:hAnsi="Times New Roman" w:eastAsia="Times New Roman" w:cs="Times New Roman"/>
           <w:vertAlign w:val="subscript"/>
         </w:rPr>
-        <w:t>2</w:t>
-      </w:r>
-      <w:r>
-        <w:rPr>
-          <w:rFonts w:ascii="Times New Roman" w:hAnsi="Times New Roman" w:eastAsia="Times New Roman" w:cs="Times New Roman"/>
-        </w:rPr>
-        <w:t xml:space="preserve">O </w:t>
-      </w:r>
-      <w:r>
-        <w:rPr>
-          <w:rFonts w:hint="eastAsia" w:ascii="Times New Roman" w:hAnsi="Times New Roman" w:eastAsia="FangSong" w:cs="Times New Roman"/>
-        </w:rPr>
-        <w:t xml:space="preserve">的沸点高于</w:t>
+        <w:t>4</w:t>
       </w:r>
       <w:r>
         <w:rPr>
@@ -4154,46 +4263,33 @@
       </w:r>
       <w:r>
         <w:rPr>
-          <w:rFonts w:hint="eastAsia" w:ascii="Times New Roman" w:hAnsi="Times New Roman" w:eastAsia="Times New Roman" w:cs="Times New Roman"/>
-        </w:rPr>
-        <w:t>H</w:t>
-      </w:r>
-      <w:r>
-        <w:rPr>
-          <w:rFonts w:hint="eastAsia" w:ascii="Times New Roman" w:hAnsi="Times New Roman" w:eastAsia="Times New Roman" w:cs="Times New Roman"/>
-          <w:vertAlign w:val="subscript"/>
-        </w:rPr>
-        <w:t>2</w:t>
-      </w:r>
-      <w:r>
-        <w:rPr>
-          <w:rFonts w:hint="eastAsia" w:ascii="Times New Roman" w:hAnsi="Times New Roman" w:eastAsia="Times New Roman" w:cs="Times New Roman"/>
-        </w:rPr>
-        <w:t>S，</w:t>
-      </w:r>
-      <w:r>
-        <w:rPr>
-          <w:rFonts w:hint="eastAsia" w:ascii="Times New Roman" w:hAnsi="Times New Roman" w:eastAsia="FangSong" w:cs="Times New Roman"/>
-        </w:rPr>
-        <w:t>是因为</w:t>
-      </w:r>
-      <w:r>
-        <w:rPr>
-          <w:rFonts w:ascii="Times New Roman" w:hAnsi="Times New Roman" w:eastAsia="Times New Roman" w:cs="Times New Roman"/>
-        </w:rPr>
-        <w:t xml:space="preserve"> O </w:t>
-      </w:r>
-      <w:r>
-        <w:rPr>
-          <w:rFonts w:hint="eastAsia" w:ascii="Times New Roman" w:hAnsi="Times New Roman" w:eastAsia="FangSong" w:cs="Times New Roman"/>
-        </w:rPr>
-        <w:t xml:space="preserve">的非金属性大于</w:t>
-      </w:r>
-      <w:r>
-        <w:rPr>
-          <w:rFonts w:ascii="Times New Roman" w:hAnsi="Times New Roman" w:eastAsia="Times New Roman" w:cs="Times New Roman"/>
-        </w:rPr>
-        <w:t xml:space="preserve"> S</w:t>
+          <w:rFonts w:hint="eastAsia" w:ascii="Times New Roman" w:hAnsi="Times New Roman" w:eastAsia="FangSong" w:cs="Times New Roman"/>
+        </w:rPr>
+        <w:t>固体溶于水</w:t>
+      </w:r>
+      <w:r>
+        <w:rPr>
+          <w:rFonts w:hint="eastAsia" w:ascii="Times New Roman" w:hAnsi="Times New Roman" w:eastAsia="Times New Roman" w:cs="Times New Roman"/>
+        </w:rPr>
+        <w:t>，</w:t>
+      </w:r>
+      <w:r>
+        <w:rPr>
+          <w:rFonts w:hint="eastAsia" w:ascii="Times New Roman" w:hAnsi="Times New Roman" w:eastAsia="FangSong" w:cs="Times New Roman"/>
+        </w:rPr>
+        <w:t>既有离子键的断裂</w:t>
+      </w:r>
+      <w:r>
+        <w:rPr>
+          <w:rFonts w:hint="eastAsia" w:ascii="Times New Roman" w:hAnsi="Times New Roman" w:eastAsia="Times New Roman" w:cs="Times New Roman"/>
+        </w:rPr>
+        <w:t>，</w:t>
+      </w:r>
+      <w:r>
+        <w:rPr>
+          <w:rFonts w:hint="eastAsia" w:ascii="Times New Roman" w:hAnsi="Times New Roman" w:eastAsia="FangSong" w:cs="Times New Roman"/>
+        </w:rPr>
+        <w:t>又有共价键的断裂</w:t>
       </w:r>
       <w:r>
         <w:rPr>
@@ -4205,143 +4301,75 @@
         <w:rPr>
           <w:rFonts w:ascii="Times New Roman" w:hAnsi="Times New Roman" w:eastAsia="Times New Roman" w:cs="Times New Roman"/>
         </w:rPr>
+        <w:t xml:space="preserve">- </w:t>
+      </w:r>
+    </w:p>
+    <w:p>
+      <w:pPr>
+        <w:pStyle w:val="BodyText"/>
+        <w:spacing w:before="0" w:after="0"/>
+        <w:ind w:left="480" w:hanging="480"/>
+      </w:pPr>
+      <w:r>
+        <w:rPr>
+          <w:rFonts w:ascii="Times New Roman" w:hAnsi="Times New Roman" w:eastAsia="Times New Roman" w:cs="Times New Roman"/>
+        </w:rPr>
+        <w:t xml:space="preserve">C. </w:t>
+      </w:r>
+      <w:r>
+        <w:rPr>
+          <w:rFonts w:hint="eastAsia" w:ascii="Times New Roman" w:hAnsi="Times New Roman" w:eastAsia="FangSong" w:cs="Times New Roman"/>
+        </w:rPr>
+        <w:t>由于二氧化碳的碳氧键断裂时会释放大量的热量</w:t>
+      </w:r>
+      <w:r>
+        <w:rPr>
+          <w:rFonts w:hint="eastAsia" w:ascii="Times New Roman" w:hAnsi="Times New Roman" w:eastAsia="Times New Roman" w:cs="Times New Roman"/>
+        </w:rPr>
+        <w:t>，</w:t>
+      </w:r>
+      <w:r>
+        <w:rPr>
+          <w:rFonts w:hint="eastAsia" w:ascii="Times New Roman" w:hAnsi="Times New Roman" w:eastAsia="FangSong" w:cs="Times New Roman"/>
+        </w:rPr>
+        <w:t>由此可利用干冰制造舞台</w:t>
+      </w:r>
+      <w:r>
+        <w:rPr>
+          <w:rFonts w:hint="eastAsia" w:ascii="Times New Roman" w:hAnsi="Times New Roman" w:eastAsia="Times New Roman" w:cs="Times New Roman"/>
+        </w:rPr>
+        <w:t>”</w:t>
+      </w:r>
+      <w:r>
+        <w:rPr>
+          <w:rFonts w:hint="eastAsia" w:ascii="Times New Roman" w:hAnsi="Times New Roman" w:eastAsia="FangSong" w:cs="Times New Roman"/>
+        </w:rPr>
+        <w:t>雾境</w:t>
+      </w:r>
+      <w:r>
+        <w:rPr>
+          <w:rFonts w:hint="eastAsia" w:ascii="Times New Roman" w:hAnsi="Times New Roman" w:eastAsia="Times New Roman" w:cs="Times New Roman"/>
+        </w:rPr>
+        <w:t>”</w:t>
+      </w:r>
+      <w:r>
+        <w:rPr>
+          <w:rFonts w:ascii="Times New Roman" w:hAnsi="Times New Roman" w:eastAsia="Times New Roman" w:cs="Times New Roman"/>
+        </w:rPr>
+        <w:t xml:space="preserve"> </w:t>
+      </w:r>
+      <w:r>
+        <w:rPr>
+          <w:rFonts w:ascii="Times New Roman" w:hAnsi="Times New Roman" w:eastAsia="Times New Roman" w:cs="Times New Roman"/>
+        </w:rPr>
         <w:t>- </w:t>
       </w:r>
     </w:p>
     <w:p>
       <w:pPr>
         <w:pStyle w:val="BodyText"/>
+        <w:spacing w:before="0" w:after="0"/>
         <w:ind w:left="480" w:hanging="480"/>
-        <w:spacing w:before="0" w:after="0"/>
-      </w:pPr>
-      <w:r>
-        <w:rPr>
-          <w:rFonts w:ascii="Times New Roman" w:hAnsi="Times New Roman" w:eastAsia="Times New Roman" w:cs="Times New Roman"/>
-        </w:rPr>
-        <w:t>B. NaHSO</w:t>
-      </w:r>
-      <w:r>
-        <w:rPr>
-          <w:rFonts w:ascii="Times New Roman" w:hAnsi="Times New Roman" w:eastAsia="Times New Roman" w:cs="Times New Roman"/>
-          <w:vertAlign w:val="subscript"/>
-        </w:rPr>
-        <w:t>4</w:t>
-      </w:r>
-      <w:r>
-        <w:rPr>
-          <w:rFonts w:ascii="Times New Roman" w:hAnsi="Times New Roman" w:eastAsia="Times New Roman" w:cs="Times New Roman"/>
-        </w:rPr>
-        <w:t xml:space="preserve"> </w:t>
-      </w:r>
-      <w:r>
-        <w:rPr>
-          <w:rFonts w:hint="eastAsia" w:ascii="Times New Roman" w:hAnsi="Times New Roman" w:eastAsia="FangSong" w:cs="Times New Roman"/>
-        </w:rPr>
-        <w:t>固体溶于水</w:t>
-      </w:r>
-      <w:r>
-        <w:rPr>
-          <w:rFonts w:hint="eastAsia" w:ascii="Times New Roman" w:hAnsi="Times New Roman" w:eastAsia="Times New Roman" w:cs="Times New Roman"/>
-        </w:rPr>
-        <w:t>，</w:t>
-      </w:r>
-      <w:r>
-        <w:rPr>
-          <w:rFonts w:hint="eastAsia" w:ascii="Times New Roman" w:hAnsi="Times New Roman" w:eastAsia="FangSong" w:cs="Times New Roman"/>
-        </w:rPr>
-        <w:t>既有离子键的断裂</w:t>
-      </w:r>
-      <w:r>
-        <w:rPr>
-          <w:rFonts w:hint="eastAsia" w:ascii="Times New Roman" w:hAnsi="Times New Roman" w:eastAsia="Times New Roman" w:cs="Times New Roman"/>
-        </w:rPr>
-        <w:t>，</w:t>
-      </w:r>
-      <w:r>
-        <w:rPr>
-          <w:rFonts w:hint="eastAsia" w:ascii="Times New Roman" w:hAnsi="Times New Roman" w:eastAsia="FangSong" w:cs="Times New Roman"/>
-        </w:rPr>
-        <w:t>又有共价键的断裂</w:t>
-      </w:r>
-      <w:r>
-        <w:rPr>
-          <w:rFonts w:ascii="Times New Roman" w:hAnsi="Times New Roman" w:eastAsia="Times New Roman" w:cs="Times New Roman"/>
-        </w:rPr>
-        <w:t xml:space="preserve"> </w:t>
-      </w:r>
-      <w:r>
-        <w:rPr>
-          <w:rFonts w:ascii="Times New Roman" w:hAnsi="Times New Roman" w:eastAsia="Times New Roman" w:cs="Times New Roman"/>
-        </w:rPr>
-        <w:t xml:space="preserve">- </w:t>
-      </w:r>
-    </w:p>
-    <w:p>
-      <w:pPr>
-        <w:pStyle w:val="BodyText"/>
-        <w:ind w:left="480" w:hanging="480"/>
-        <w:spacing w:before="0" w:after="0"/>
-      </w:pPr>
-      <w:r>
-        <w:rPr>
-          <w:rFonts w:ascii="Times New Roman" w:hAnsi="Times New Roman" w:eastAsia="Times New Roman" w:cs="Times New Roman"/>
-        </w:rPr>
-        <w:t xml:space="preserve">C. </w:t>
-      </w:r>
-      <w:r>
-        <w:rPr>
-          <w:rFonts w:hint="eastAsia" w:ascii="Times New Roman" w:hAnsi="Times New Roman" w:eastAsia="FangSong" w:cs="Times New Roman"/>
-        </w:rPr>
-        <w:t>由于二氧化碳的碳氧键断裂时会释放大量的热量</w:t>
-      </w:r>
-      <w:r>
-        <w:rPr>
-          <w:rFonts w:hint="eastAsia" w:ascii="Times New Roman" w:hAnsi="Times New Roman" w:eastAsia="Times New Roman" w:cs="Times New Roman"/>
-        </w:rPr>
-        <w:t>，</w:t>
-      </w:r>
-      <w:r>
-        <w:rPr>
-          <w:rFonts w:hint="eastAsia" w:ascii="Times New Roman" w:hAnsi="Times New Roman" w:eastAsia="FangSong" w:cs="Times New Roman"/>
-        </w:rPr>
-        <w:t>由此可利用干冰制造舞台</w:t>
-      </w:r>
-      <w:r>
-        <w:rPr>
-          <w:rFonts w:hint="eastAsia" w:ascii="Times New Roman" w:hAnsi="Times New Roman" w:eastAsia="Times New Roman" w:cs="Times New Roman"/>
-        </w:rPr>
-        <w:t>”</w:t>
-      </w:r>
-      <w:r>
-        <w:rPr>
-          <w:rFonts w:hint="eastAsia" w:ascii="Times New Roman" w:hAnsi="Times New Roman" w:eastAsia="FangSong" w:cs="Times New Roman"/>
-        </w:rPr>
-        <w:t>雾境</w:t>
-      </w:r>
-      <w:r>
-        <w:rPr>
-          <w:rFonts w:hint="eastAsia" w:ascii="Times New Roman" w:hAnsi="Times New Roman" w:eastAsia="Times New Roman" w:cs="Times New Roman"/>
-        </w:rPr>
-        <w:t>”</w:t>
-      </w:r>
-      <w:r>
-        <w:rPr>
-          <w:rFonts w:ascii="Times New Roman" w:hAnsi="Times New Roman" w:eastAsia="Times New Roman" w:cs="Times New Roman"/>
-        </w:rPr>
-        <w:t xml:space="preserve"> </w:t>
-      </w:r>
-      <w:r>
-        <w:rPr>
-          <w:rFonts w:ascii="Times New Roman" w:hAnsi="Times New Roman" w:eastAsia="Times New Roman" w:cs="Times New Roman"/>
-        </w:rPr>
-        <w:t>- </w:t>
-      </w:r>
-    </w:p>
-    <w:p>
-      <w:pPr>
-        <w:pStyle w:val="BodyText"/>
-        <w:ind w:left="480" w:hanging="480"/>
-        <w:spacing w:before="0" w:after="180"/>
       </w:pPr>
       <w:r>
         <w:rPr>
@@ -6752,8 +6780,8 @@
     <w:p>
       <w:pPr>
         <w:pStyle w:val="Compact"/>
+        <w:spacing w:before="0" w:after="0"/>
         <w:ind w:left="480" w:hanging="480"/>
-        <w:spacing w:after="0"/>
       </w:pPr>
       <w:r>
         <w:rPr>
@@ -6765,34 +6793,34 @@
     <w:p>
       <w:pPr>
         <w:pStyle w:val="Compact"/>
+        <w:spacing w:before="0" w:after="0"/>
         <w:ind w:left="480" w:hanging="480"/>
+      </w:pPr>
+      <w:r>
+        <w:rPr>
+          <w:rFonts w:ascii="Times New Roman" w:hAnsi="Times New Roman" w:eastAsia="Times New Roman" w:cs="Times New Roman"/>
+        </w:rPr>
+        <w:t xml:space="preserve">B. +686　　</w:t>
+      </w:r>
+    </w:p>
+    <w:p>
+      <w:pPr>
+        <w:pStyle w:val="Compact"/>
         <w:spacing w:before="0" w:after="0"/>
-      </w:pPr>
-      <w:r>
-        <w:rPr>
-          <w:rFonts w:ascii="Times New Roman" w:hAnsi="Times New Roman" w:eastAsia="Times New Roman" w:cs="Times New Roman"/>
-        </w:rPr>
-        <w:t xml:space="preserve">B. +686　　</w:t>
+        <w:ind w:left="480" w:hanging="480"/>
+      </w:pPr>
+      <w:r>
+        <w:rPr>
+          <w:rFonts w:ascii="Times New Roman" w:hAnsi="Times New Roman" w:eastAsia="Times New Roman" w:cs="Times New Roman"/>
+        </w:rPr>
+        <w:t xml:space="preserve">C. +838　　</w:t>
       </w:r>
     </w:p>
     <w:p>
       <w:pPr>
         <w:pStyle w:val="Compact"/>
+        <w:spacing w:before="0" w:after="0"/>
         <w:ind w:left="480" w:hanging="480"/>
-        <w:spacing w:before="0" w:after="0"/>
-      </w:pPr>
-      <w:r>
-        <w:rPr>
-          <w:rFonts w:ascii="Times New Roman" w:hAnsi="Times New Roman" w:eastAsia="Times New Roman" w:cs="Times New Roman"/>
-        </w:rPr>
-        <w:t xml:space="preserve">C. +838　　</w:t>
-      </w:r>
-    </w:p>
-    <w:p>
-      <w:pPr>
-        <w:pStyle w:val="Compact"/>
-        <w:ind w:left="480" w:hanging="480"/>
-        <w:spacing w:before="0" w:after="36"/>
       </w:pPr>
       <w:r>
         <w:rPr>
@@ -7133,6 +7161,7 @@
     <w:p>
       <w:pPr>
         <w:pStyle w:val="Compact"/>
+        <w:spacing w:before="0" w:after="0"/>
       </w:pPr>
       <w:r>
         <w:rPr>
@@ -7150,6 +7179,7 @@
     <w:p>
       <w:pPr>
         <w:pStyle w:val="Compact"/>
+        <w:spacing w:before="0" w:after="0"/>
       </w:pPr>
       <w:r>
         <w:rPr>
@@ -7167,6 +7197,7 @@
     <w:p>
       <w:pPr>
         <w:pStyle w:val="Compact"/>
+        <w:spacing w:before="0" w:after="0"/>
       </w:pPr>
       <w:r>
         <w:rPr>
@@ -7184,6 +7215,7 @@
     <w:p>
       <w:pPr>
         <w:pStyle w:val="Compact"/>
+        <w:spacing w:before="0" w:after="0"/>
       </w:pPr>
       <w:r>
         <w:rPr>
@@ -8028,8 +8060,8 @@
     <w:p>
       <w:pPr>
         <w:pStyle w:val="Compact"/>
+        <w:spacing w:before="0" w:after="0"/>
         <w:ind w:left="480" w:hanging="480"/>
-        <w:spacing w:after="0"/>
       </w:pPr>
       <w:r>
         <w:rPr>
@@ -8041,34 +8073,34 @@
     <w:p>
       <w:pPr>
         <w:pStyle w:val="Compact"/>
+        <w:spacing w:before="0" w:after="0"/>
         <w:ind w:left="480" w:hanging="480"/>
+      </w:pPr>
+      <w:r>
+        <w:rPr>
+          <w:rFonts w:ascii="Times New Roman" w:hAnsi="Times New Roman" w:eastAsia="Times New Roman" w:cs="Times New Roman"/>
+        </w:rPr>
+        <w:t xml:space="preserve">B. 6　　</w:t>
+      </w:r>
+    </w:p>
+    <w:p>
+      <w:pPr>
+        <w:pStyle w:val="Compact"/>
         <w:spacing w:before="0" w:after="0"/>
-      </w:pPr>
-      <w:r>
-        <w:rPr>
-          <w:rFonts w:ascii="Times New Roman" w:hAnsi="Times New Roman" w:eastAsia="Times New Roman" w:cs="Times New Roman"/>
-        </w:rPr>
-        <w:t xml:space="preserve">B. 6　　</w:t>
+        <w:ind w:left="480" w:hanging="480"/>
+      </w:pPr>
+      <w:r>
+        <w:rPr>
+          <w:rFonts w:ascii="Times New Roman" w:hAnsi="Times New Roman" w:eastAsia="Times New Roman" w:cs="Times New Roman"/>
+        </w:rPr>
+        <w:t xml:space="preserve">C. 8　　</w:t>
       </w:r>
     </w:p>
     <w:p>
       <w:pPr>
         <w:pStyle w:val="Compact"/>
+        <w:spacing w:before="0" w:after="0"/>
         <w:ind w:left="480" w:hanging="480"/>
-        <w:spacing w:before="0" w:after="0"/>
-      </w:pPr>
-      <w:r>
-        <w:rPr>
-          <w:rFonts w:ascii="Times New Roman" w:hAnsi="Times New Roman" w:eastAsia="Times New Roman" w:cs="Times New Roman"/>
-        </w:rPr>
-        <w:t xml:space="preserve">C. 8　　</w:t>
-      </w:r>
-    </w:p>
-    <w:p>
-      <w:pPr>
-        <w:pStyle w:val="Compact"/>
-        <w:ind w:left="480" w:hanging="480"/>
-        <w:spacing w:before="0" w:after="36"/>
       </w:pPr>
       <w:r>
         <w:rPr>
@@ -8393,6 +8425,7 @@
     <w:p>
       <w:pPr>
         <w:pStyle w:val="Compact"/>
+        <w:spacing w:before="0" w:after="0"/>
       </w:pPr>
       <w:r>
         <w:rPr>
@@ -8473,6 +8506,7 @@
     <w:p>
       <w:pPr>
         <w:pStyle w:val="Compact"/>
+        <w:spacing w:before="0" w:after="0"/>
       </w:pPr>
       <w:r>
         <w:rPr>
@@ -8514,6 +8548,7 @@
     <w:p>
       <w:pPr>
         <w:pStyle w:val="Compact"/>
+        <w:spacing w:before="0" w:after="0"/>
       </w:pPr>
       <w:r>
         <w:rPr>
@@ -8621,6 +8656,7 @@
     <w:p>
       <w:pPr>
         <w:pStyle w:val="Compact"/>
+        <w:spacing w:before="0" w:after="0"/>
       </w:pPr>
       <w:r>
         <w:rPr>
@@ -8929,6 +8965,7 @@
     <w:p>
       <w:pPr>
         <w:pStyle w:val="Compact"/>
+        <w:spacing w:before="0" w:after="0"/>
       </w:pPr>
       <w:r>
         <w:rPr>
@@ -8964,6 +9001,7 @@
     <w:p>
       <w:pPr>
         <w:pStyle w:val="Compact"/>
+        <w:spacing w:before="0" w:after="0"/>
       </w:pPr>
       <w:r>
         <w:rPr>
@@ -9054,6 +9092,7 @@
     <w:p>
       <w:pPr>
         <w:pStyle w:val="Compact"/>
+        <w:spacing w:before="0" w:after="0"/>
       </w:pPr>
       <w:r>
         <w:rPr>
@@ -9185,6 +9224,7 @@
     <w:p>
       <w:pPr>
         <w:pStyle w:val="Compact"/>
+        <w:spacing w:before="0" w:after="0"/>
       </w:pPr>
       <w:r>
         <w:rPr>
@@ -9640,8 +9680,8 @@
     <w:p>
       <w:pPr>
         <w:pStyle w:val="FirstParagraph"/>
+        <w:spacing w:before="0" w:after="0"/>
         <w:ind w:left="480" w:hanging="480"/>
-        <w:spacing w:after="0"/>
       </w:pPr>
       <w:r>
         <w:rPr>
@@ -9728,14 +9768,126 @@
     <w:p>
       <w:pPr>
         <w:pStyle w:val="FirstParagraph"/>
+        <w:spacing w:before="0" w:after="0"/>
         <w:ind w:left="480" w:hanging="480"/>
+      </w:pPr>
+      <w:r>
+        <w:rPr>
+          <w:rFonts w:ascii="Times New Roman" w:hAnsi="Times New Roman" w:eastAsia="Times New Roman" w:cs="Times New Roman"/>
+        </w:rPr>
+        <w:t xml:space="preserve">A. </w:t>
+      </w:r>
+      <w:r>
+        <w:rPr>
+          <w:rFonts w:hint="eastAsia" w:ascii="Times New Roman" w:hAnsi="Times New Roman" w:eastAsia="FangSong" w:cs="Times New Roman"/>
+        </w:rPr>
+        <w:t>反应</w:t>
+      </w:r>
+      <w:r>
+        <w:rPr>
+          <w:rFonts w:hint="eastAsia" w:ascii="Times New Roman" w:hAnsi="Times New Roman" w:eastAsia="Times New Roman" w:cs="Times New Roman"/>
+        </w:rPr>
+        <w:t>1</w:t>
+      </w:r>
+      <w:r>
+        <w:rPr>
+          <w:rFonts w:hint="eastAsia" w:ascii="Times New Roman" w:hAnsi="Times New Roman" w:eastAsia="FangSong" w:cs="Times New Roman"/>
+        </w:rPr>
+        <w:t>和反应</w:t>
+      </w:r>
+      <w:r>
+        <w:rPr>
+          <w:rFonts w:hint="eastAsia" w:ascii="Times New Roman" w:hAnsi="Times New Roman" w:eastAsia="Times New Roman" w:cs="Times New Roman"/>
+        </w:rPr>
+        <w:t>3</w:t>
+      </w:r>
+      <w:r>
+        <w:rPr>
+          <w:rFonts w:hint="eastAsia" w:ascii="Times New Roman" w:hAnsi="Times New Roman" w:eastAsia="FangSong" w:cs="Times New Roman"/>
+        </w:rPr>
+        <w:t>中浓硫酸作用不同</w:t>
+      </w:r>
+      <w:r>
+        <w:rPr>
+          <w:rFonts w:ascii="Times New Roman" w:hAnsi="Times New Roman" w:eastAsia="Times New Roman" w:cs="Times New Roman"/>
+        </w:rPr>
+        <w:t xml:space="preserve"> </w:t>
+      </w:r>
+      <w:r>
+        <w:rPr>
+          <w:rFonts w:ascii="Times New Roman" w:hAnsi="Times New Roman" w:eastAsia="Times New Roman" w:cs="Times New Roman"/>
+        </w:rPr>
+        <w:t>- </w:t>
+      </w:r>
+    </w:p>
+    <w:p>
+      <w:pPr>
+        <w:pStyle w:val="FirstParagraph"/>
         <w:spacing w:before="0" w:after="0"/>
-      </w:pPr>
-      <w:r>
-        <w:rPr>
-          <w:rFonts w:ascii="Times New Roman" w:hAnsi="Times New Roman" w:eastAsia="Times New Roman" w:cs="Times New Roman"/>
-        </w:rPr>
-        <w:t xml:space="preserve">A. </w:t>
+        <w:ind w:left="480" w:hanging="480"/>
+      </w:pPr>
+      <w:r>
+        <w:rPr>
+          <w:rFonts w:ascii="Times New Roman" w:hAnsi="Times New Roman" w:eastAsia="Times New Roman" w:cs="Times New Roman"/>
+        </w:rPr>
+        <w:t>B. N</w:t>
+      </w:r>
+      <w:r>
+        <w:rPr>
+          <w:rFonts w:ascii="Times New Roman" w:hAnsi="Times New Roman" w:eastAsia="Times New Roman" w:cs="Times New Roman"/>
+          <w:vertAlign w:val="subscript"/>
+        </w:rPr>
+        <w:t>2</w:t>
+      </w:r>
+      <w:r>
+        <w:rPr>
+          <w:rFonts w:ascii="Times New Roman" w:hAnsi="Times New Roman" w:eastAsia="Times New Roman" w:cs="Times New Roman"/>
+        </w:rPr>
+        <w:t>H</w:t>
+      </w:r>
+      <w:r>
+        <w:rPr>
+          <w:rFonts w:ascii="Times New Roman" w:hAnsi="Times New Roman" w:eastAsia="Times New Roman" w:cs="Times New Roman"/>
+          <w:vertAlign w:val="subscript"/>
+        </w:rPr>
+        <w:t>4</w:t>
+      </w:r>
+      <w:r>
+        <w:rPr>
+          <w:rFonts w:ascii="Times New Roman" w:hAnsi="Times New Roman" w:eastAsia="Times New Roman" w:cs="Times New Roman"/>
+        </w:rPr>
+        <w:t xml:space="preserve"> </w:t>
+      </w:r>
+      <w:r>
+        <w:rPr>
+          <w:rFonts w:hint="eastAsia" w:ascii="Times New Roman" w:hAnsi="Times New Roman" w:eastAsia="FangSong" w:cs="Times New Roman"/>
+        </w:rPr>
+        <w:t xml:space="preserve">的所有原子不在同一平面上</w:t>
+      </w:r>
+      <w:r>
+        <w:rPr>
+          <w:rFonts w:ascii="Times New Roman" w:hAnsi="Times New Roman" w:eastAsia="Times New Roman" w:cs="Times New Roman"/>
+        </w:rPr>
+        <w:t xml:space="preserve"> </w:t>
+      </w:r>
+      <w:r>
+        <w:rPr>
+          <w:rFonts w:ascii="Times New Roman" w:hAnsi="Times New Roman" w:eastAsia="Times New Roman" w:cs="Times New Roman"/>
+        </w:rPr>
+        <w:t xml:space="preserve">- </w:t>
+      </w:r>
+    </w:p>
+    <w:p>
+      <w:pPr>
+        <w:pStyle w:val="FirstParagraph"/>
+        <w:spacing w:before="0" w:after="0"/>
+        <w:ind w:left="480" w:hanging="480"/>
+      </w:pPr>
+      <w:r>
+        <w:rPr>
+          <w:rFonts w:ascii="Times New Roman" w:hAnsi="Times New Roman" w:eastAsia="Times New Roman" w:cs="Times New Roman"/>
+        </w:rPr>
+        <w:t xml:space="preserve">C. </w:t>
       </w:r>
       <w:r>
         <w:rPr>
@@ -9747,25 +9899,25 @@
         <w:rPr>
           <w:rFonts w:hint="eastAsia" w:ascii="Times New Roman" w:hAnsi="Times New Roman" w:eastAsia="Times New Roman" w:cs="Times New Roman"/>
         </w:rPr>
-        <w:t>1</w:t>
-      </w:r>
-      <w:r>
-        <w:rPr>
-          <w:rFonts w:hint="eastAsia" w:ascii="Times New Roman" w:hAnsi="Times New Roman" w:eastAsia="FangSong" w:cs="Times New Roman"/>
-        </w:rPr>
-        <w:t>和反应</w:t>
-      </w:r>
-      <w:r>
-        <w:rPr>
-          <w:rFonts w:hint="eastAsia" w:ascii="Times New Roman" w:hAnsi="Times New Roman" w:eastAsia="Times New Roman" w:cs="Times New Roman"/>
-        </w:rPr>
-        <w:t>3</w:t>
-      </w:r>
-      <w:r>
-        <w:rPr>
-          <w:rFonts w:hint="eastAsia" w:ascii="Times New Roman" w:hAnsi="Times New Roman" w:eastAsia="FangSong" w:cs="Times New Roman"/>
-        </w:rPr>
-        <w:t>中浓硫酸作用不同</w:t>
+        <w:t>4</w:t>
+      </w:r>
+      <w:r>
+        <w:rPr>
+          <w:rFonts w:hint="eastAsia" w:ascii="Times New Roman" w:hAnsi="Times New Roman" w:eastAsia="FangSong" w:cs="Times New Roman"/>
+        </w:rPr>
+        <w:t>制备水合肼时应将氨水逐滴滴入</w:t>
+      </w:r>
+      <w:r>
+        <w:rPr>
+          <w:rFonts w:ascii="Times New Roman" w:hAnsi="Times New Roman" w:eastAsia="Times New Roman" w:cs="Times New Roman"/>
+        </w:rPr>
+        <w:t xml:space="preserve"> NaClO </w:t>
+      </w:r>
+      <w:r>
+        <w:rPr>
+          <w:rFonts w:hint="eastAsia" w:ascii="Times New Roman" w:hAnsi="Times New Roman" w:eastAsia="FangSong" w:cs="Times New Roman"/>
+        </w:rPr>
+        <w:t xml:space="preserve">溶液中</w:t>
       </w:r>
       <w:r>
         <w:rPr>
@@ -9783,120 +9935,8 @@
     <w:p>
       <w:pPr>
         <w:pStyle w:val="FirstParagraph"/>
+        <w:spacing w:before="0" w:after="0"/>
         <w:ind w:left="480" w:hanging="480"/>
-        <w:spacing w:before="0" w:after="0"/>
-      </w:pPr>
-      <w:r>
-        <w:rPr>
-          <w:rFonts w:ascii="Times New Roman" w:hAnsi="Times New Roman" w:eastAsia="Times New Roman" w:cs="Times New Roman"/>
-        </w:rPr>
-        <w:t>B. N</w:t>
-      </w:r>
-      <w:r>
-        <w:rPr>
-          <w:rFonts w:ascii="Times New Roman" w:hAnsi="Times New Roman" w:eastAsia="Times New Roman" w:cs="Times New Roman"/>
-          <w:vertAlign w:val="subscript"/>
-        </w:rPr>
-        <w:t>2</w:t>
-      </w:r>
-      <w:r>
-        <w:rPr>
-          <w:rFonts w:ascii="Times New Roman" w:hAnsi="Times New Roman" w:eastAsia="Times New Roman" w:cs="Times New Roman"/>
-        </w:rPr>
-        <w:t>H</w:t>
-      </w:r>
-      <w:r>
-        <w:rPr>
-          <w:rFonts w:ascii="Times New Roman" w:hAnsi="Times New Roman" w:eastAsia="Times New Roman" w:cs="Times New Roman"/>
-          <w:vertAlign w:val="subscript"/>
-        </w:rPr>
-        <w:t>4</w:t>
-      </w:r>
-      <w:r>
-        <w:rPr>
-          <w:rFonts w:ascii="Times New Roman" w:hAnsi="Times New Roman" w:eastAsia="Times New Roman" w:cs="Times New Roman"/>
-        </w:rPr>
-        <w:t xml:space="preserve"> </w:t>
-      </w:r>
-      <w:r>
-        <w:rPr>
-          <w:rFonts w:hint="eastAsia" w:ascii="Times New Roman" w:hAnsi="Times New Roman" w:eastAsia="FangSong" w:cs="Times New Roman"/>
-        </w:rPr>
-        <w:t xml:space="preserve">的所有原子不在同一平面上</w:t>
-      </w:r>
-      <w:r>
-        <w:rPr>
-          <w:rFonts w:ascii="Times New Roman" w:hAnsi="Times New Roman" w:eastAsia="Times New Roman" w:cs="Times New Roman"/>
-        </w:rPr>
-        <w:t xml:space="preserve"> </w:t>
-      </w:r>
-      <w:r>
-        <w:rPr>
-          <w:rFonts w:ascii="Times New Roman" w:hAnsi="Times New Roman" w:eastAsia="Times New Roman" w:cs="Times New Roman"/>
-        </w:rPr>
-        <w:t xml:space="preserve">- </w:t>
-      </w:r>
-    </w:p>
-    <w:p>
-      <w:pPr>
-        <w:pStyle w:val="FirstParagraph"/>
-        <w:ind w:left="480" w:hanging="480"/>
-        <w:spacing w:before="0" w:after="0"/>
-      </w:pPr>
-      <w:r>
-        <w:rPr>
-          <w:rFonts w:ascii="Times New Roman" w:hAnsi="Times New Roman" w:eastAsia="Times New Roman" w:cs="Times New Roman"/>
-        </w:rPr>
-        <w:t xml:space="preserve">C. </w:t>
-      </w:r>
-      <w:r>
-        <w:rPr>
-          <w:rFonts w:hint="eastAsia" w:ascii="Times New Roman" w:hAnsi="Times New Roman" w:eastAsia="FangSong" w:cs="Times New Roman"/>
-        </w:rPr>
-        <w:t>反应</w:t>
-      </w:r>
-      <w:r>
-        <w:rPr>
-          <w:rFonts w:hint="eastAsia" w:ascii="Times New Roman" w:hAnsi="Times New Roman" w:eastAsia="Times New Roman" w:cs="Times New Roman"/>
-        </w:rPr>
-        <w:t>4</w:t>
-      </w:r>
-      <w:r>
-        <w:rPr>
-          <w:rFonts w:hint="eastAsia" w:ascii="Times New Roman" w:hAnsi="Times New Roman" w:eastAsia="FangSong" w:cs="Times New Roman"/>
-        </w:rPr>
-        <w:t>制备水合肼时应将氨水逐滴滴入</w:t>
-      </w:r>
-      <w:r>
-        <w:rPr>
-          <w:rFonts w:ascii="Times New Roman" w:hAnsi="Times New Roman" w:eastAsia="Times New Roman" w:cs="Times New Roman"/>
-        </w:rPr>
-        <w:t xml:space="preserve"> NaClO </w:t>
-      </w:r>
-      <w:r>
-        <w:rPr>
-          <w:rFonts w:hint="eastAsia" w:ascii="Times New Roman" w:hAnsi="Times New Roman" w:eastAsia="FangSong" w:cs="Times New Roman"/>
-        </w:rPr>
-        <w:t xml:space="preserve">溶液中</w:t>
-      </w:r>
-      <w:r>
-        <w:rPr>
-          <w:rFonts w:ascii="Times New Roman" w:hAnsi="Times New Roman" w:eastAsia="Times New Roman" w:cs="Times New Roman"/>
-        </w:rPr>
-        <w:t xml:space="preserve"> </w:t>
-      </w:r>
-      <w:r>
-        <w:rPr>
-          <w:rFonts w:ascii="Times New Roman" w:hAnsi="Times New Roman" w:eastAsia="Times New Roman" w:cs="Times New Roman"/>
-        </w:rPr>
-        <w:t>- </w:t>
-      </w:r>
-    </w:p>
-    <w:p>
-      <w:pPr>
-        <w:pStyle w:val="FirstParagraph"/>
-        <w:ind w:left="480" w:hanging="480"/>
-        <w:spacing w:before="0" w:after="180"/>
       </w:pPr>
       <w:r>
         <w:rPr>
@@ -10354,6 +10394,7 @@
     <w:p>
       <w:pPr>
         <w:pStyle w:val="Compact"/>
+        <w:spacing w:before="0" w:after="0"/>
       </w:pPr>
       <w:r>
         <w:rPr>
@@ -10383,6 +10424,7 @@
     <w:p>
       <w:pPr>
         <w:pStyle w:val="Compact"/>
+        <w:spacing w:before="0" w:after="0"/>
       </w:pPr>
       <w:r>
         <w:rPr>
@@ -10426,6 +10468,7 @@
     <w:p>
       <w:pPr>
         <w:pStyle w:val="Compact"/>
+        <w:spacing w:before="0" w:after="0"/>
       </w:pPr>
       <w:r>
         <w:rPr>
@@ -10494,6 +10537,7 @@
     <w:p>
       <w:pPr>
         <w:pStyle w:val="Compact"/>
+        <w:spacing w:before="0" w:after="0"/>
       </w:pPr>
       <w:r>
         <w:rPr>
@@ -10908,6 +10952,7 @@
     <w:p>
       <w:pPr>
         <w:pStyle w:val="Compact"/>
+        <w:spacing w:before="0" w:after="0"/>
       </w:pPr>
       <w:r>
         <w:rPr>
@@ -10925,6 +10970,7 @@
     <w:p>
       <w:pPr>
         <w:pStyle w:val="Compact"/>
+        <w:spacing w:before="0" w:after="0"/>
       </w:pPr>
       <w:r>
         <w:rPr>
@@ -10993,6 +11039,7 @@
     <w:p>
       <w:pPr>
         <w:pStyle w:val="Compact"/>
+        <w:spacing w:before="0" w:after="0"/>
       </w:pPr>
       <w:r>
         <w:rPr>
@@ -11010,6 +11057,7 @@
     <w:p>
       <w:pPr>
         <w:pStyle w:val="Compact"/>
+        <w:spacing w:before="0" w:after="0"/>
       </w:pPr>
       <w:r>
         <w:rPr>
@@ -11177,8 +11225,8 @@
     <w:p>
       <w:pPr>
         <w:pStyle w:val="BodyText"/>
+        <w:spacing w:before="0" w:after="0"/>
         <w:ind w:left="480" w:hanging="480"/>
-        <w:spacing w:after="0"/>
       </w:pPr>
       <w:r>
         <w:rPr>
@@ -11282,47 +11330,47 @@
     <w:p>
       <w:pPr>
         <w:pStyle w:val="BodyText"/>
+        <w:spacing w:before="0" w:after="0"/>
         <w:ind w:left="480" w:hanging="480"/>
+      </w:pPr>
+      <w:r>
+        <w:rPr>
+          <w:rFonts w:ascii="Times New Roman" w:hAnsi="Times New Roman" w:eastAsia="Times New Roman" w:cs="Times New Roman"/>
+        </w:rPr>
+        <w:t xml:space="preserve">A. 1:1　　</w:t>
+      </w:r>
+    </w:p>
+    <w:p>
+      <w:pPr>
+        <w:pStyle w:val="BodyText"/>
         <w:spacing w:before="0" w:after="0"/>
-      </w:pPr>
-      <w:r>
-        <w:rPr>
-          <w:rFonts w:ascii="Times New Roman" w:hAnsi="Times New Roman" w:eastAsia="Times New Roman" w:cs="Times New Roman"/>
-        </w:rPr>
-        <w:t xml:space="preserve">A. 1:1　　</w:t>
+        <w:ind w:left="480" w:hanging="480"/>
+      </w:pPr>
+      <w:r>
+        <w:rPr>
+          <w:rFonts w:ascii="Times New Roman" w:hAnsi="Times New Roman" w:eastAsia="Times New Roman" w:cs="Times New Roman"/>
+        </w:rPr>
+        <w:t xml:space="preserve">B. 1:2　　</w:t>
       </w:r>
     </w:p>
     <w:p>
       <w:pPr>
         <w:pStyle w:val="BodyText"/>
+        <w:spacing w:before="0" w:after="0"/>
         <w:ind w:left="480" w:hanging="480"/>
+      </w:pPr>
+      <w:r>
+        <w:rPr>
+          <w:rFonts w:ascii="Times New Roman" w:hAnsi="Times New Roman" w:eastAsia="Times New Roman" w:cs="Times New Roman"/>
+        </w:rPr>
+        <w:t xml:space="preserve">C. 1:3　　</w:t>
+      </w:r>
+    </w:p>
+    <w:p>
+      <w:pPr>
+        <w:pStyle w:val="BodyText"/>
         <w:spacing w:before="0" w:after="0"/>
-      </w:pPr>
-      <w:r>
-        <w:rPr>
-          <w:rFonts w:ascii="Times New Roman" w:hAnsi="Times New Roman" w:eastAsia="Times New Roman" w:cs="Times New Roman"/>
-        </w:rPr>
-        <w:t xml:space="preserve">B. 1:2　　</w:t>
-      </w:r>
-    </w:p>
-    <w:p>
-      <w:pPr>
-        <w:pStyle w:val="BodyText"/>
         <w:ind w:left="480" w:hanging="480"/>
-        <w:spacing w:before="0" w:after="0"/>
-      </w:pPr>
-      <w:r>
-        <w:rPr>
-          <w:rFonts w:ascii="Times New Roman" w:hAnsi="Times New Roman" w:eastAsia="Times New Roman" w:cs="Times New Roman"/>
-        </w:rPr>
-        <w:t xml:space="preserve">C. 1:3　　</w:t>
-      </w:r>
-    </w:p>
-    <w:p>
-      <w:pPr>
-        <w:pStyle w:val="BodyText"/>
-        <w:ind w:left="480" w:hanging="480"/>
-        <w:spacing w:before="0" w:after="180"/>
       </w:pPr>
       <w:r>
         <w:rPr>
@@ -13316,6 +13364,7 @@
     <w:p>
       <w:pPr>
         <w:pStyle w:val="Compact"/>
+        <w:spacing w:before="0" w:after="0"/>
       </w:pPr>
       <w:r>
         <w:rPr>
@@ -13351,6 +13400,7 @@
     <w:p>
       <w:pPr>
         <w:pStyle w:val="Compact"/>
+        <w:spacing w:before="0" w:after="0"/>
       </w:pPr>
       <w:r>
         <w:rPr>
@@ -13456,6 +13506,7 @@
     <w:p>
       <w:pPr>
         <w:pStyle w:val="Compact"/>
+        <w:spacing w:before="0" w:after="0"/>
       </w:pPr>
       <w:r>
         <w:rPr>
@@ -13485,6 +13536,7 @@
     <w:p>
       <w:pPr>
         <w:pStyle w:val="Compact"/>
+        <w:spacing w:before="0" w:after="0"/>
       </w:pPr>
       <w:r>
         <w:rPr>
@@ -13782,8 +13834,8 @@
     <w:p>
       <w:pPr>
         <w:pStyle w:val="BodyText"/>
+        <w:spacing w:before="0" w:after="0"/>
         <w:ind w:left="480" w:hanging="480"/>
-        <w:spacing w:after="0"/>
       </w:pPr>
       <w:r>
         <w:rPr>
@@ -13939,47 +13991,47 @@
     <w:p>
       <w:pPr>
         <w:pStyle w:val="BodyText"/>
+        <w:spacing w:before="0" w:after="0"/>
         <w:ind w:left="480" w:hanging="480"/>
+      </w:pPr>
+      <w:r>
+        <w:rPr>
+          <w:rFonts w:ascii="Times New Roman" w:hAnsi="Times New Roman" w:eastAsia="Times New Roman" w:cs="Times New Roman"/>
+        </w:rPr>
+        <w:t xml:space="preserve">A. 5.00　　</w:t>
+      </w:r>
+    </w:p>
+    <w:p>
+      <w:pPr>
+        <w:pStyle w:val="BodyText"/>
         <w:spacing w:before="0" w:after="0"/>
-      </w:pPr>
-      <w:r>
-        <w:rPr>
-          <w:rFonts w:ascii="Times New Roman" w:hAnsi="Times New Roman" w:eastAsia="Times New Roman" w:cs="Times New Roman"/>
-        </w:rPr>
-        <w:t xml:space="preserve">A. 5.00　　</w:t>
+        <w:ind w:left="480" w:hanging="480"/>
+      </w:pPr>
+      <w:r>
+        <w:rPr>
+          <w:rFonts w:ascii="Times New Roman" w:hAnsi="Times New Roman" w:eastAsia="Times New Roman" w:cs="Times New Roman"/>
+        </w:rPr>
+        <w:t xml:space="preserve">B. 8.00　　</w:t>
       </w:r>
     </w:p>
     <w:p>
       <w:pPr>
         <w:pStyle w:val="BodyText"/>
+        <w:spacing w:before="0" w:after="0"/>
         <w:ind w:left="480" w:hanging="480"/>
+      </w:pPr>
+      <w:r>
+        <w:rPr>
+          <w:rFonts w:ascii="Times New Roman" w:hAnsi="Times New Roman" w:eastAsia="Times New Roman" w:cs="Times New Roman"/>
+        </w:rPr>
+        <w:t xml:space="preserve">C. 12.00　　</w:t>
+      </w:r>
+    </w:p>
+    <w:p>
+      <w:pPr>
+        <w:pStyle w:val="BodyText"/>
         <w:spacing w:before="0" w:after="0"/>
-      </w:pPr>
-      <w:r>
-        <w:rPr>
-          <w:rFonts w:ascii="Times New Roman" w:hAnsi="Times New Roman" w:eastAsia="Times New Roman" w:cs="Times New Roman"/>
-        </w:rPr>
-        <w:t xml:space="preserve">B. 8.00　　</w:t>
-      </w:r>
-    </w:p>
-    <w:p>
-      <w:pPr>
-        <w:pStyle w:val="BodyText"/>
         <w:ind w:left="480" w:hanging="480"/>
-        <w:spacing w:before="0" w:after="0"/>
-      </w:pPr>
-      <w:r>
-        <w:rPr>
-          <w:rFonts w:ascii="Times New Roman" w:hAnsi="Times New Roman" w:eastAsia="Times New Roman" w:cs="Times New Roman"/>
-        </w:rPr>
-        <w:t xml:space="preserve">C. 12.00　　</w:t>
-      </w:r>
-    </w:p>
-    <w:p>
-      <w:pPr>
-        <w:pStyle w:val="BodyText"/>
-        <w:ind w:left="480" w:hanging="480"/>
-        <w:spacing w:before="0" w:after="180"/>
       </w:pPr>
       <w:r>
         <w:rPr>
@@ -14413,6 +14465,7 @@
     <w:p>
       <w:pPr>
         <w:pStyle w:val="Compact"/>
+        <w:spacing w:before="0" w:after="0"/>
       </w:pPr>
       <w:r>
         <w:rPr>
@@ -14430,6 +14483,7 @@
     <w:p>
       <w:pPr>
         <w:pStyle w:val="Compact"/>
+        <w:spacing w:before="0" w:after="0"/>
       </w:pPr>
       <w:r>
         <w:rPr>
@@ -14510,6 +14564,7 @@
     <w:p>
       <w:pPr>
         <w:pStyle w:val="Compact"/>
+        <w:spacing w:before="0" w:after="0"/>
       </w:pPr>
       <w:r>
         <w:rPr>
@@ -14533,6 +14588,7 @@
     <w:p>
       <w:pPr>
         <w:pStyle w:val="Compact"/>
+        <w:spacing w:before="0" w:after="0"/>
       </w:pPr>
       <w:r>
         <w:rPr>
@@ -14934,6 +14990,7 @@
     <w:p>
       <w:pPr>
         <w:pStyle w:val="Compact"/>
+        <w:spacing w:before="0" w:after="0"/>
       </w:pPr>
       <w:r>
         <w:rPr>
@@ -14957,6 +15014,7 @@
     <w:p>
       <w:pPr>
         <w:pStyle w:val="Compact"/>
+        <w:spacing w:before="0" w:after="0"/>
       </w:pPr>
       <w:r>
         <w:rPr>
@@ -14998,6 +15056,7 @@
     <w:p>
       <w:pPr>
         <w:pStyle w:val="Compact"/>
+        <w:spacing w:before="0" w:after="0"/>
       </w:pPr>
       <w:r>
         <w:rPr>
@@ -15015,6 +15074,7 @@
     <w:p>
       <w:pPr>
         <w:pStyle w:val="Compact"/>
+        <w:spacing w:before="0" w:after="0"/>
       </w:pPr>
       <w:r>
         <w:rPr>
@@ -15501,7 +15561,7 @@
     <ns0:rPr>
       <ns0:rFonts ns0:ascii="Times New Roman" ns0:cs="Times New Roman" ns0:eastAsia="SimHei" ns0:hAnsi="Times New Roman"/>
       <ns0:b/>
-      <ns0:color ns0:val="17324D"/>
+      <ns0:color ns0:val="000000"/>
       <ns0:sz ns0:val="44"/>
       <ns0:szCs ns0:val="56"/>
     </ns0:rPr>
@@ -15643,7 +15703,7 @@
     <ns0:rPr>
       <ns0:rFonts ns0:ascii="Times New Roman" ns0:cs="Times New Roman" ns0:eastAsia="SimHei" ns0:hAnsi="Times New Roman"/>
       <ns0:b/>
-      <ns0:color ns0:val="17324D"/>
+      <ns0:color ns0:val="000000"/>
       <ns0:sz ns0:val="32"/>
       <ns0:szCs ns0:val="40"/>
     </ns0:rPr>
@@ -15667,7 +15727,7 @@
     <ns0:rPr>
       <ns0:rFonts ns0:ascii="Times New Roman" ns0:cs="Times New Roman" ns0:eastAsia="SimHei" ns0:hAnsi="Times New Roman"/>
       <ns0:b/>
-      <ns0:color ns0:val="17324D"/>
+      <ns0:color ns0:val="000000"/>
       <ns0:sz ns0:val="28"/>
       <ns0:szCs ns0:val="32"/>
     </ns0:rPr>
@@ -15691,7 +15751,7 @@
     <ns0:rPr>
       <ns0:rFonts ns0:ascii="Times New Roman" ns0:cs="Times New Roman" ns0:eastAsia="SimHei" ns0:hAnsi="Times New Roman"/>
       <ns0:b/>
-      <ns0:color ns0:val="17324D"/>
+      <ns0:color ns0:val="000000"/>
       <ns0:sz ns0:val="25"/>
       <ns0:szCs ns0:val="28"/>
     </ns0:rPr>
